--- a/Tech stack.docx
+++ b/Tech stack.docx
@@ -25,6 +25,342 @@
     </w:p>
     <w:p>
       <w:pPr>
+        <w:pStyle w:val="u2"/>
+      </w:pPr>
+      <w:r>
+        <w:t xml:space="preserve">1. </w:t>
+      </w:r>
+      <w:proofErr w:type="spellStart"/>
+      <w:r>
+        <w:t>Backend</w:t>
+      </w:r>
+      <w:proofErr w:type="spellEnd"/>
+      <w:r>
+        <w:t xml:space="preserve"> (</w:t>
+      </w:r>
+      <w:proofErr w:type="spellStart"/>
+      <w:r>
+        <w:t>Microservices</w:t>
+      </w:r>
+      <w:proofErr w:type="spellEnd"/>
+      <w:r>
+        <w:t>)</w:t>
+      </w:r>
+    </w:p>
+    <w:p>
+      <w:pPr>
+        <w:numPr>
+          <w:ilvl w:val="0"/>
+          <w:numId w:val="3"/>
+        </w:numPr>
+      </w:pPr>
+      <w:proofErr w:type="spellStart"/>
+      <w:r>
+        <w:t>NestJS</w:t>
+      </w:r>
+      <w:proofErr w:type="spellEnd"/>
+      <w:r>
+        <w:t xml:space="preserve"> </w:t>
+      </w:r>
+    </w:p>
+    <w:p>
+      <w:pPr>
+        <w:numPr>
+          <w:ilvl w:val="0"/>
+          <w:numId w:val="3"/>
+        </w:numPr>
+      </w:pPr>
+      <w:proofErr w:type="spellStart"/>
+      <w:r>
+        <w:t>TypeScript</w:t>
+      </w:r>
+      <w:proofErr w:type="spellEnd"/>
+      <w:r>
+        <w:t xml:space="preserve"> </w:t>
+      </w:r>
+    </w:p>
+    <w:p>
+      <w:r>
+        <w:t>Lý do:</w:t>
+      </w:r>
+    </w:p>
+    <w:p>
+      <w:pPr>
+        <w:numPr>
+          <w:ilvl w:val="0"/>
+          <w:numId w:val="4"/>
+        </w:numPr>
+      </w:pPr>
+      <w:r>
+        <w:t xml:space="preserve">hỗ trợ </w:t>
+      </w:r>
+      <w:proofErr w:type="spellStart"/>
+      <w:r>
+        <w:t>microservices</w:t>
+      </w:r>
+      <w:proofErr w:type="spellEnd"/>
+      <w:r>
+        <w:t xml:space="preserve"> </w:t>
+      </w:r>
+      <w:proofErr w:type="spellStart"/>
+      <w:r>
+        <w:t>architecture</w:t>
+      </w:r>
+      <w:proofErr w:type="spellEnd"/>
+      <w:r>
+        <w:t xml:space="preserve"> tốt </w:t>
+      </w:r>
+    </w:p>
+    <w:p>
+      <w:pPr>
+        <w:numPr>
+          <w:ilvl w:val="0"/>
+          <w:numId w:val="4"/>
+        </w:numPr>
+      </w:pPr>
+      <w:proofErr w:type="spellStart"/>
+      <w:r>
+        <w:t>structure</w:t>
+      </w:r>
+      <w:proofErr w:type="spellEnd"/>
+      <w:r>
+        <w:t xml:space="preserve"> rõ ràng (</w:t>
+      </w:r>
+      <w:proofErr w:type="spellStart"/>
+      <w:r>
+        <w:t>Module</w:t>
+      </w:r>
+      <w:proofErr w:type="spellEnd"/>
+      <w:r>
+        <w:t xml:space="preserve"> / </w:t>
+      </w:r>
+      <w:proofErr w:type="spellStart"/>
+      <w:r>
+        <w:t>Controller</w:t>
+      </w:r>
+      <w:proofErr w:type="spellEnd"/>
+      <w:r>
+        <w:t xml:space="preserve"> / </w:t>
+      </w:r>
+      <w:proofErr w:type="spellStart"/>
+      <w:r>
+        <w:t>Service</w:t>
+      </w:r>
+      <w:proofErr w:type="spellEnd"/>
+      <w:r>
+        <w:t xml:space="preserve">) </w:t>
+      </w:r>
+    </w:p>
+    <w:p>
+      <w:pPr>
+        <w:numPr>
+          <w:ilvl w:val="0"/>
+          <w:numId w:val="4"/>
+        </w:numPr>
+      </w:pPr>
+      <w:r>
+        <w:t xml:space="preserve">dễ </w:t>
+      </w:r>
+      <w:proofErr w:type="spellStart"/>
+      <w:r>
+        <w:t>scale</w:t>
+      </w:r>
+      <w:proofErr w:type="spellEnd"/>
+      <w:r>
+        <w:t xml:space="preserve"> theo từng </w:t>
+      </w:r>
+      <w:proofErr w:type="spellStart"/>
+      <w:r>
+        <w:t>service</w:t>
+      </w:r>
+      <w:proofErr w:type="spellEnd"/>
+      <w:r>
+        <w:t xml:space="preserve"> </w:t>
+      </w:r>
+    </w:p>
+    <w:p>
+      <w:pPr>
+        <w:pStyle w:val="u2"/>
+      </w:pPr>
+      <w:r>
+        <w:t xml:space="preserve">2. API </w:t>
+      </w:r>
+      <w:proofErr w:type="spellStart"/>
+      <w:r>
+        <w:t>Gateway</w:t>
+      </w:r>
+      <w:proofErr w:type="spellEnd"/>
+    </w:p>
+    <w:p>
+      <w:pPr>
+        <w:numPr>
+          <w:ilvl w:val="0"/>
+          <w:numId w:val="5"/>
+        </w:numPr>
+      </w:pPr>
+      <w:proofErr w:type="spellStart"/>
+      <w:r>
+        <w:t>NestJS</w:t>
+      </w:r>
+      <w:proofErr w:type="spellEnd"/>
+      <w:r>
+        <w:t xml:space="preserve"> (</w:t>
+      </w:r>
+      <w:proofErr w:type="spellStart"/>
+      <w:r>
+        <w:t>NestJS</w:t>
+      </w:r>
+      <w:proofErr w:type="spellEnd"/>
+      <w:r>
+        <w:t xml:space="preserve"> </w:t>
+      </w:r>
+      <w:proofErr w:type="spellStart"/>
+      <w:r>
+        <w:t>Gateway</w:t>
+      </w:r>
+      <w:proofErr w:type="spellEnd"/>
+      <w:r>
+        <w:t xml:space="preserve"> </w:t>
+      </w:r>
+      <w:proofErr w:type="spellStart"/>
+      <w:r>
+        <w:t>module</w:t>
+      </w:r>
+      <w:proofErr w:type="spellEnd"/>
+      <w:r>
+        <w:t xml:space="preserve">) </w:t>
+      </w:r>
+    </w:p>
+    <w:p>
+      <w:r>
+        <w:t>Vai trò:</w:t>
+      </w:r>
+    </w:p>
+    <w:p>
+      <w:pPr>
+        <w:numPr>
+          <w:ilvl w:val="0"/>
+          <w:numId w:val="6"/>
+        </w:numPr>
+      </w:pPr>
+      <w:proofErr w:type="spellStart"/>
+      <w:r>
+        <w:t>Entry</w:t>
+      </w:r>
+      <w:proofErr w:type="spellEnd"/>
+      <w:r>
+        <w:t xml:space="preserve"> </w:t>
+      </w:r>
+      <w:proofErr w:type="spellStart"/>
+      <w:r>
+        <w:t>point</w:t>
+      </w:r>
+      <w:proofErr w:type="spellEnd"/>
+      <w:r>
+        <w:t xml:space="preserve"> duy nhất cho </w:t>
+      </w:r>
+      <w:proofErr w:type="spellStart"/>
+      <w:r>
+        <w:t>client</w:t>
+      </w:r>
+      <w:proofErr w:type="spellEnd"/>
+      <w:r>
+        <w:t xml:space="preserve"> </w:t>
+      </w:r>
+    </w:p>
+    <w:p>
+      <w:pPr>
+        <w:numPr>
+          <w:ilvl w:val="0"/>
+          <w:numId w:val="6"/>
+        </w:numPr>
+      </w:pPr>
+      <w:proofErr w:type="spellStart"/>
+      <w:r>
+        <w:t>Routing</w:t>
+      </w:r>
+      <w:proofErr w:type="spellEnd"/>
+      <w:r>
+        <w:t xml:space="preserve"> </w:t>
+      </w:r>
+      <w:proofErr w:type="spellStart"/>
+      <w:r>
+        <w:t>request</w:t>
+      </w:r>
+      <w:proofErr w:type="spellEnd"/>
+      <w:r>
+        <w:t xml:space="preserve"> đến các </w:t>
+      </w:r>
+      <w:proofErr w:type="spellStart"/>
+      <w:r>
+        <w:t>microservices</w:t>
+      </w:r>
+      <w:proofErr w:type="spellEnd"/>
+      <w:r>
+        <w:t xml:space="preserve"> </w:t>
+      </w:r>
+    </w:p>
+    <w:p>
+      <w:pPr>
+        <w:numPr>
+          <w:ilvl w:val="0"/>
+          <w:numId w:val="6"/>
+        </w:numPr>
+      </w:pPr>
+      <w:r>
+        <w:t>Xác thực JWT (</w:t>
+      </w:r>
+      <w:proofErr w:type="spellStart"/>
+      <w:r>
+        <w:t>authentication</w:t>
+      </w:r>
+      <w:proofErr w:type="spellEnd"/>
+      <w:r>
+        <w:t>/</w:t>
+      </w:r>
+      <w:proofErr w:type="spellStart"/>
+      <w:r>
+        <w:t>authorization</w:t>
+      </w:r>
+      <w:proofErr w:type="spellEnd"/>
+      <w:r>
+        <w:t xml:space="preserve">) </w:t>
+      </w:r>
+    </w:p>
+    <w:p>
+      <w:pPr>
+        <w:numPr>
+          <w:ilvl w:val="0"/>
+          <w:numId w:val="6"/>
+        </w:numPr>
+      </w:pPr>
+      <w:proofErr w:type="spellStart"/>
+      <w:r>
+        <w:t>Rate</w:t>
+      </w:r>
+      <w:proofErr w:type="spellEnd"/>
+      <w:r>
+        <w:t xml:space="preserve"> </w:t>
+      </w:r>
+      <w:proofErr w:type="spellStart"/>
+      <w:r>
+        <w:t>limiting</w:t>
+      </w:r>
+      <w:proofErr w:type="spellEnd"/>
+      <w:r>
+        <w:t xml:space="preserve"> / </w:t>
+      </w:r>
+      <w:proofErr w:type="spellStart"/>
+      <w:r>
+        <w:t>logging</w:t>
+      </w:r>
+      <w:proofErr w:type="spellEnd"/>
+      <w:r>
+        <w:t xml:space="preserve"> </w:t>
+      </w:r>
+    </w:p>
+    <w:p>
+      <w:pPr>
         <w:rPr>
           <w:b/>
           <w:bCs/>
@@ -35,7 +371,7 @@
           <w:b/>
           <w:bCs/>
         </w:rPr>
-        <w:t xml:space="preserve">1. </w:t>
+        <w:t xml:space="preserve">3. </w:t>
       </w:r>
       <w:proofErr w:type="spellStart"/>
       <w:r>
@@ -43,7 +379,7 @@
           <w:b/>
           <w:bCs/>
         </w:rPr>
-        <w:t>Backend</w:t>
+        <w:t>Database</w:t>
       </w:r>
       <w:proofErr w:type="spellEnd"/>
       <w:r>
@@ -59,7 +395,55 @@
           <w:b/>
           <w:bCs/>
         </w:rPr>
-        <w:t>Microservices</w:t>
+        <w:t>Distributed</w:t>
+      </w:r>
+      <w:proofErr w:type="spellEnd"/>
+      <w:r>
+        <w:rPr>
+          <w:b/>
+          <w:bCs/>
+        </w:rPr>
+        <w:t xml:space="preserve"> </w:t>
+      </w:r>
+      <w:proofErr w:type="spellStart"/>
+      <w:r>
+        <w:rPr>
+          <w:b/>
+          <w:bCs/>
+        </w:rPr>
+        <w:t>Database</w:t>
+      </w:r>
+      <w:proofErr w:type="spellEnd"/>
+      <w:r>
+        <w:rPr>
+          <w:b/>
+          <w:bCs/>
+        </w:rPr>
+        <w:t xml:space="preserve"> </w:t>
+      </w:r>
+      <w:proofErr w:type="spellStart"/>
+      <w:r>
+        <w:rPr>
+          <w:b/>
+          <w:bCs/>
+        </w:rPr>
+        <w:t>per</w:t>
+      </w:r>
+      <w:proofErr w:type="spellEnd"/>
+      <w:r>
+        <w:rPr>
+          <w:b/>
+          <w:bCs/>
+        </w:rPr>
+        <w:t xml:space="preserve"> </w:t>
+      </w:r>
+      <w:proofErr w:type="spellStart"/>
+      <w:r>
+        <w:rPr>
+          <w:b/>
+          <w:bCs/>
+        </w:rPr>
+        <w:t>Service</w:t>
       </w:r>
       <w:proofErr w:type="spellEnd"/>
       <w:r>
@@ -74,131 +458,80 @@
       <w:pPr>
         <w:numPr>
           <w:ilvl w:val="0"/>
-          <w:numId w:val="3"/>
+          <w:numId w:val="7"/>
         </w:numPr>
       </w:pPr>
       <w:proofErr w:type="spellStart"/>
       <w:r>
-        <w:t>NestJS</w:t>
-      </w:r>
-      <w:proofErr w:type="spellEnd"/>
-      <w:r>
-        <w:t xml:space="preserve"> </w:t>
+        <w:t>PostgreSQL</w:t>
+      </w:r>
+      <w:proofErr w:type="spellEnd"/>
+      <w:r>
+        <w:t xml:space="preserve"> </w:t>
+      </w:r>
+    </w:p>
+    <w:p>
+      <w:r>
+        <w:t>Kiến trúc:</w:t>
       </w:r>
     </w:p>
     <w:p>
       <w:pPr>
         <w:numPr>
           <w:ilvl w:val="0"/>
-          <w:numId w:val="3"/>
+          <w:numId w:val="8"/>
         </w:numPr>
       </w:pPr>
-      <w:proofErr w:type="spellStart"/>
-      <w:r>
-        <w:t>TypeScript</w:t>
-      </w:r>
-      <w:proofErr w:type="spellEnd"/>
-      <w:r>
-        <w:t xml:space="preserve"> </w:t>
-      </w:r>
-    </w:p>
-    <w:p>
-      <w:r>
-        <w:t>Lý do:</w:t>
-      </w:r>
-    </w:p>
-    <w:p>
-      <w:pPr>
-        <w:numPr>
-          <w:ilvl w:val="0"/>
-          <w:numId w:val="4"/>
-        </w:numPr>
-      </w:pPr>
-      <w:r>
-        <w:t xml:space="preserve">hỗ trợ </w:t>
-      </w:r>
-      <w:proofErr w:type="spellStart"/>
-      <w:r>
-        <w:t>microservices</w:t>
-      </w:r>
-      <w:proofErr w:type="spellEnd"/>
-      <w:r>
-        <w:t xml:space="preserve"> </w:t>
-      </w:r>
-      <w:proofErr w:type="spellStart"/>
-      <w:r>
-        <w:t>architecture</w:t>
-      </w:r>
-      <w:proofErr w:type="spellEnd"/>
-      <w:r>
-        <w:t xml:space="preserve"> tốt </w:t>
-      </w:r>
-    </w:p>
-    <w:p>
-      <w:pPr>
-        <w:numPr>
-          <w:ilvl w:val="0"/>
-          <w:numId w:val="4"/>
-        </w:numPr>
-      </w:pPr>
-      <w:proofErr w:type="spellStart"/>
-      <w:r>
-        <w:t>structure</w:t>
-      </w:r>
-      <w:proofErr w:type="spellEnd"/>
-      <w:r>
-        <w:t xml:space="preserve"> rõ ràng (</w:t>
-      </w:r>
-      <w:proofErr w:type="spellStart"/>
-      <w:r>
-        <w:t>Module</w:t>
-      </w:r>
-      <w:proofErr w:type="spellEnd"/>
-      <w:r>
-        <w:t xml:space="preserve"> / </w:t>
-      </w:r>
-      <w:proofErr w:type="spellStart"/>
-      <w:r>
-        <w:t>Controller</w:t>
-      </w:r>
-      <w:proofErr w:type="spellEnd"/>
-      <w:r>
-        <w:t xml:space="preserve"> / </w:t>
-      </w:r>
-      <w:proofErr w:type="spellStart"/>
-      <w:r>
-        <w:t>Service</w:t>
+      <w:r>
+        <w:t xml:space="preserve">Mỗi </w:t>
+      </w:r>
+      <w:proofErr w:type="spellStart"/>
+      <w:r>
+        <w:t>microservice</w:t>
+      </w:r>
+      <w:proofErr w:type="spellEnd"/>
+      <w:r>
+        <w:t xml:space="preserve"> sở hữu </w:t>
+      </w:r>
+      <w:proofErr w:type="spellStart"/>
+      <w:r>
+        <w:t>database</w:t>
+      </w:r>
+      <w:proofErr w:type="spellEnd"/>
+      <w:r>
+        <w:t xml:space="preserve"> riêng (</w:t>
+      </w:r>
+      <w:proofErr w:type="spellStart"/>
+      <w:r>
+        <w:t>database</w:t>
+      </w:r>
+      <w:proofErr w:type="spellEnd"/>
+      <w:r>
+        <w:t xml:space="preserve"> </w:t>
+      </w:r>
+      <w:proofErr w:type="spellStart"/>
+      <w:r>
+        <w:t>per</w:t>
+      </w:r>
+      <w:proofErr w:type="spellEnd"/>
+      <w:r>
+        <w:t xml:space="preserve"> </w:t>
+      </w:r>
+      <w:proofErr w:type="spellStart"/>
+      <w:r>
+        <w:t>service</w:t>
+      </w:r>
+      <w:proofErr w:type="spellEnd"/>
+      <w:r>
+        <w:t xml:space="preserve"> </w:t>
+      </w:r>
+      <w:proofErr w:type="spellStart"/>
+      <w:r>
+        <w:t>pattern</w:t>
       </w:r>
       <w:proofErr w:type="spellEnd"/>
       <w:r>
         <w:t xml:space="preserve">) </w:t>
-      </w:r>
-    </w:p>
-    <w:p>
-      <w:pPr>
-        <w:numPr>
-          <w:ilvl w:val="0"/>
-          <w:numId w:val="4"/>
-        </w:numPr>
-      </w:pPr>
-      <w:r>
-        <w:t xml:space="preserve">dễ </w:t>
-      </w:r>
-      <w:proofErr w:type="spellStart"/>
-      <w:r>
-        <w:t>scale</w:t>
-      </w:r>
-      <w:proofErr w:type="spellEnd"/>
-      <w:r>
-        <w:t xml:space="preserve"> theo từng </w:t>
-      </w:r>
-      <w:proofErr w:type="spellStart"/>
-      <w:r>
-        <w:t>service</w:t>
-      </w:r>
-      <w:proofErr w:type="spellEnd"/>
-      <w:r>
-        <w:t xml:space="preserve"> </w:t>
       </w:r>
     </w:p>
     <w:p>
@@ -213,263 +546,139 @@
           <w:b/>
           <w:bCs/>
         </w:rPr>
-        <w:t xml:space="preserve">2. API </w:t>
-      </w:r>
-      <w:proofErr w:type="spellStart"/>
-      <w:r>
+        <w:t>Ví dụ:</w:t>
+      </w:r>
+    </w:p>
+    <w:p>
+      <w:pPr>
+        <w:numPr>
+          <w:ilvl w:val="0"/>
+          <w:numId w:val="9"/>
+        </w:numPr>
+      </w:pPr>
+      <w:proofErr w:type="spellStart"/>
+      <w:r>
+        <w:t>Auth</w:t>
+      </w:r>
+      <w:proofErr w:type="spellEnd"/>
+      <w:r>
+        <w:t xml:space="preserve"> </w:t>
+      </w:r>
+      <w:proofErr w:type="spellStart"/>
+      <w:r>
+        <w:t>Service</w:t>
+      </w:r>
+      <w:proofErr w:type="spellEnd"/>
+      <w:r>
+        <w:t xml:space="preserve"> → </w:t>
+      </w:r>
+      <w:proofErr w:type="spellStart"/>
+      <w:r>
+        <w:t>auth_db</w:t>
+      </w:r>
+      <w:proofErr w:type="spellEnd"/>
+      <w:r>
+        <w:t xml:space="preserve"> </w:t>
+      </w:r>
+    </w:p>
+    <w:p>
+      <w:pPr>
+        <w:numPr>
+          <w:ilvl w:val="0"/>
+          <w:numId w:val="9"/>
+        </w:numPr>
+      </w:pPr>
+      <w:proofErr w:type="spellStart"/>
+      <w:r>
+        <w:t>Transaction</w:t>
+      </w:r>
+      <w:proofErr w:type="spellEnd"/>
+      <w:r>
+        <w:t xml:space="preserve"> </w:t>
+      </w:r>
+      <w:proofErr w:type="spellStart"/>
+      <w:r>
+        <w:t>Service</w:t>
+      </w:r>
+      <w:proofErr w:type="spellEnd"/>
+      <w:r>
+        <w:t xml:space="preserve"> → </w:t>
+      </w:r>
+      <w:proofErr w:type="spellStart"/>
+      <w:r>
+        <w:t>transaction_db</w:t>
+      </w:r>
+      <w:proofErr w:type="spellEnd"/>
+      <w:r>
+        <w:t xml:space="preserve"> </w:t>
+      </w:r>
+    </w:p>
+    <w:p>
+      <w:pPr>
+        <w:numPr>
+          <w:ilvl w:val="0"/>
+          <w:numId w:val="9"/>
+        </w:numPr>
+      </w:pPr>
+      <w:proofErr w:type="spellStart"/>
+      <w:r>
+        <w:t>Insight</w:t>
+      </w:r>
+      <w:proofErr w:type="spellEnd"/>
+      <w:r>
+        <w:t xml:space="preserve"> </w:t>
+      </w:r>
+      <w:proofErr w:type="spellStart"/>
+      <w:r>
+        <w:t>Service</w:t>
+      </w:r>
+      <w:proofErr w:type="spellEnd"/>
+      <w:r>
+        <w:t xml:space="preserve"> → </w:t>
+      </w:r>
+      <w:proofErr w:type="spellStart"/>
+      <w:r>
+        <w:t>insight_db</w:t>
+      </w:r>
+      <w:proofErr w:type="spellEnd"/>
+      <w:r>
+        <w:t xml:space="preserve"> </w:t>
+      </w:r>
+    </w:p>
+    <w:p>
+      <w:r>
+        <w:t>ORM:</w:t>
+      </w:r>
+    </w:p>
+    <w:p>
+      <w:pPr>
+        <w:numPr>
+          <w:ilvl w:val="0"/>
+          <w:numId w:val="10"/>
+        </w:numPr>
+      </w:pPr>
+      <w:proofErr w:type="spellStart"/>
+      <w:r>
+        <w:t>Prisma</w:t>
+      </w:r>
+      <w:proofErr w:type="spellEnd"/>
+      <w:r>
+        <w:t xml:space="preserve"> (khuyến nghị nếu bạn đang dùng) </w:t>
+      </w:r>
+    </w:p>
+    <w:p>
+      <w:pPr>
         <w:rPr>
           <w:b/>
           <w:bCs/>
         </w:rPr>
-        <w:t>Gateway</w:t>
-      </w:r>
-      <w:proofErr w:type="spellEnd"/>
-    </w:p>
-    <w:p>
-      <w:pPr>
-        <w:numPr>
-          <w:ilvl w:val="0"/>
-          <w:numId w:val="5"/>
-        </w:numPr>
-      </w:pPr>
-      <w:proofErr w:type="spellStart"/>
-      <w:r>
-        <w:t>NestJS</w:t>
-      </w:r>
-      <w:proofErr w:type="spellEnd"/>
-      <w:r>
-        <w:t xml:space="preserve"> (</w:t>
-      </w:r>
-      <w:proofErr w:type="spellStart"/>
-      <w:r>
-        <w:t>NestJS</w:t>
-      </w:r>
-      <w:proofErr w:type="spellEnd"/>
-      <w:r>
-        <w:t xml:space="preserve"> </w:t>
-      </w:r>
-      <w:proofErr w:type="spellStart"/>
-      <w:r>
-        <w:t>Gateway</w:t>
-      </w:r>
-      <w:proofErr w:type="spellEnd"/>
-      <w:r>
-        <w:t xml:space="preserve"> </w:t>
-      </w:r>
-      <w:proofErr w:type="spellStart"/>
-      <w:r>
-        <w:t>module</w:t>
-      </w:r>
-      <w:proofErr w:type="spellEnd"/>
-      <w:r>
-        <w:t xml:space="preserve">) </w:t>
-      </w:r>
-    </w:p>
-    <w:p>
-      <w:r>
-        <w:t>Vai trò:</w:t>
-      </w:r>
-    </w:p>
-    <w:p>
-      <w:pPr>
-        <w:numPr>
-          <w:ilvl w:val="0"/>
-          <w:numId w:val="6"/>
-        </w:numPr>
-      </w:pPr>
-      <w:proofErr w:type="spellStart"/>
-      <w:r>
-        <w:t>Entry</w:t>
-      </w:r>
-      <w:proofErr w:type="spellEnd"/>
-      <w:r>
-        <w:t xml:space="preserve"> </w:t>
-      </w:r>
-      <w:proofErr w:type="spellStart"/>
-      <w:r>
-        <w:t>point</w:t>
-      </w:r>
-      <w:proofErr w:type="spellEnd"/>
-      <w:r>
-        <w:t xml:space="preserve"> duy nhất cho </w:t>
-      </w:r>
-      <w:proofErr w:type="spellStart"/>
-      <w:r>
-        <w:t>client</w:t>
-      </w:r>
-      <w:proofErr w:type="spellEnd"/>
-      <w:r>
-        <w:t xml:space="preserve"> </w:t>
-      </w:r>
-    </w:p>
-    <w:p>
-      <w:pPr>
-        <w:numPr>
-          <w:ilvl w:val="0"/>
-          <w:numId w:val="6"/>
-        </w:numPr>
-      </w:pPr>
-      <w:proofErr w:type="spellStart"/>
-      <w:r>
-        <w:t>Routing</w:t>
-      </w:r>
-      <w:proofErr w:type="spellEnd"/>
-      <w:r>
-        <w:t xml:space="preserve"> </w:t>
-      </w:r>
-      <w:proofErr w:type="spellStart"/>
-      <w:r>
-        <w:t>request</w:t>
-      </w:r>
-      <w:proofErr w:type="spellEnd"/>
-      <w:r>
-        <w:t xml:space="preserve"> đến các </w:t>
-      </w:r>
-      <w:proofErr w:type="spellStart"/>
-      <w:r>
-        <w:t>microservices</w:t>
-      </w:r>
-      <w:proofErr w:type="spellEnd"/>
-      <w:r>
-        <w:t xml:space="preserve"> </w:t>
-      </w:r>
-    </w:p>
-    <w:p>
-      <w:pPr>
-        <w:numPr>
-          <w:ilvl w:val="0"/>
-          <w:numId w:val="6"/>
-        </w:numPr>
-      </w:pPr>
-      <w:r>
-        <w:t>Xác thực JWT (</w:t>
-      </w:r>
-      <w:proofErr w:type="spellStart"/>
-      <w:r>
-        <w:t>authentication</w:t>
-      </w:r>
-      <w:proofErr w:type="spellEnd"/>
-      <w:r>
-        <w:t>/</w:t>
-      </w:r>
-      <w:proofErr w:type="spellStart"/>
-      <w:r>
-        <w:t>authorization</w:t>
-      </w:r>
-      <w:proofErr w:type="spellEnd"/>
-      <w:r>
-        <w:t xml:space="preserve">) </w:t>
-      </w:r>
-    </w:p>
-    <w:p>
-      <w:pPr>
-        <w:numPr>
-          <w:ilvl w:val="0"/>
-          <w:numId w:val="6"/>
-        </w:numPr>
-      </w:pPr>
-      <w:proofErr w:type="spellStart"/>
-      <w:r>
-        <w:t>Rate</w:t>
-      </w:r>
-      <w:proofErr w:type="spellEnd"/>
-      <w:r>
-        <w:t xml:space="preserve"> </w:t>
-      </w:r>
-      <w:proofErr w:type="spellStart"/>
-      <w:r>
-        <w:t>limiting</w:t>
-      </w:r>
-      <w:proofErr w:type="spellEnd"/>
-      <w:r>
-        <w:t xml:space="preserve"> / </w:t>
-      </w:r>
-      <w:proofErr w:type="spellStart"/>
-      <w:r>
-        <w:t>logging</w:t>
-      </w:r>
-      <w:proofErr w:type="spellEnd"/>
-      <w:r>
-        <w:t xml:space="preserve"> </w:t>
-      </w:r>
-    </w:p>
-    <w:p>
-      <w:pPr>
+      </w:pPr>
+      <w:r>
         <w:rPr>
           <w:b/>
           <w:bCs/>
         </w:rPr>
-      </w:pPr>
-      <w:r>
-        <w:rPr>
-          <w:b/>
-          <w:bCs/>
-        </w:rPr>
-        <w:t xml:space="preserve">3. </w:t>
-      </w:r>
-      <w:proofErr w:type="spellStart"/>
-      <w:r>
-        <w:rPr>
-          <w:b/>
-          <w:bCs/>
-        </w:rPr>
-        <w:t>Database</w:t>
-      </w:r>
-      <w:proofErr w:type="spellEnd"/>
-      <w:r>
-        <w:rPr>
-          <w:b/>
-          <w:bCs/>
-        </w:rPr>
-        <w:t xml:space="preserve"> (</w:t>
-      </w:r>
-      <w:proofErr w:type="spellStart"/>
-      <w:r>
-        <w:rPr>
-          <w:b/>
-          <w:bCs/>
-        </w:rPr>
-        <w:t>Distributed</w:t>
-      </w:r>
-      <w:proofErr w:type="spellEnd"/>
-      <w:r>
-        <w:rPr>
-          <w:b/>
-          <w:bCs/>
-        </w:rPr>
-        <w:t xml:space="preserve"> </w:t>
-      </w:r>
-      <w:proofErr w:type="spellStart"/>
-      <w:r>
-        <w:rPr>
-          <w:b/>
-          <w:bCs/>
-        </w:rPr>
-        <w:t>Database</w:t>
-      </w:r>
-      <w:proofErr w:type="spellEnd"/>
-      <w:r>
-        <w:rPr>
-          <w:b/>
-          <w:bCs/>
-        </w:rPr>
-        <w:t xml:space="preserve"> </w:t>
-      </w:r>
-      <w:proofErr w:type="spellStart"/>
-      <w:r>
-        <w:rPr>
-          <w:b/>
-          <w:bCs/>
-        </w:rPr>
-        <w:t>per</w:t>
-      </w:r>
-      <w:proofErr w:type="spellEnd"/>
-      <w:r>
-        <w:rPr>
-          <w:b/>
-          <w:bCs/>
-        </w:rPr>
-        <w:t xml:space="preserve"> </w:t>
+        <w:t xml:space="preserve">4. AI </w:t>
       </w:r>
       <w:proofErr w:type="spellStart"/>
       <w:r>
@@ -480,6 +689,62 @@
         <w:t>Service</w:t>
       </w:r>
       <w:proofErr w:type="spellEnd"/>
+    </w:p>
+    <w:p>
+      <w:pPr>
+        <w:rPr>
+          <w:b/>
+          <w:bCs/>
+        </w:rPr>
+      </w:pPr>
+      <w:r>
+        <w:rPr>
+          <w:b/>
+          <w:bCs/>
+        </w:rPr>
+        <w:t>OCR (</w:t>
+      </w:r>
+      <w:proofErr w:type="spellStart"/>
+      <w:r>
+        <w:rPr>
+          <w:b/>
+          <w:bCs/>
+        </w:rPr>
+        <w:t>Image</w:t>
+      </w:r>
+      <w:proofErr w:type="spellEnd"/>
+      <w:r>
+        <w:rPr>
+          <w:b/>
+          <w:bCs/>
+        </w:rPr>
+        <w:t xml:space="preserve"> / </w:t>
+      </w:r>
+      <w:proofErr w:type="spellStart"/>
+      <w:r>
+        <w:rPr>
+          <w:b/>
+          <w:bCs/>
+        </w:rPr>
+        <w:t>Document</w:t>
+      </w:r>
+      <w:proofErr w:type="spellEnd"/>
+      <w:r>
+        <w:rPr>
+          <w:b/>
+          <w:bCs/>
+        </w:rPr>
+        <w:t xml:space="preserve"> </w:t>
+      </w:r>
+      <w:proofErr w:type="spellStart"/>
+      <w:r>
+        <w:rPr>
+          <w:b/>
+          <w:bCs/>
+        </w:rPr>
+        <w:t>Processing</w:t>
+      </w:r>
+      <w:proofErr w:type="spellEnd"/>
       <w:r>
         <w:rPr>
           <w:b/>
@@ -487,449 +752,13 @@
         </w:rPr>
         <w:t>)</w:t>
       </w:r>
-    </w:p>
-    <w:p>
-      <w:pPr>
-        <w:numPr>
-          <w:ilvl w:val="0"/>
-          <w:numId w:val="7"/>
-        </w:numPr>
-      </w:pPr>
-      <w:proofErr w:type="spellStart"/>
-      <w:r>
-        <w:t>PostgreSQL</w:t>
-      </w:r>
-      <w:proofErr w:type="spellEnd"/>
-      <w:r>
-        <w:t xml:space="preserve"> </w:t>
-      </w:r>
-    </w:p>
-    <w:p>
-      <w:r>
-        <w:t>Kiến trúc:</w:t>
-      </w:r>
-    </w:p>
-    <w:p>
-      <w:pPr>
-        <w:numPr>
-          <w:ilvl w:val="0"/>
-          <w:numId w:val="8"/>
-        </w:numPr>
-      </w:pPr>
-      <w:r>
-        <w:t xml:space="preserve">Mỗi </w:t>
-      </w:r>
-      <w:proofErr w:type="spellStart"/>
-      <w:r>
-        <w:t>microservice</w:t>
-      </w:r>
-      <w:proofErr w:type="spellEnd"/>
-      <w:r>
-        <w:t xml:space="preserve"> sở hữu </w:t>
-      </w:r>
-      <w:proofErr w:type="spellStart"/>
-      <w:r>
-        <w:t>database</w:t>
-      </w:r>
-      <w:proofErr w:type="spellEnd"/>
-      <w:r>
-        <w:t xml:space="preserve"> riêng (</w:t>
-      </w:r>
-      <w:proofErr w:type="spellStart"/>
-      <w:r>
-        <w:t>database</w:t>
-      </w:r>
-      <w:proofErr w:type="spellEnd"/>
-      <w:r>
-        <w:t xml:space="preserve"> </w:t>
-      </w:r>
-      <w:proofErr w:type="spellStart"/>
-      <w:r>
-        <w:t>per</w:t>
-      </w:r>
-      <w:proofErr w:type="spellEnd"/>
-      <w:r>
-        <w:t xml:space="preserve"> </w:t>
-      </w:r>
-      <w:proofErr w:type="spellStart"/>
-      <w:r>
-        <w:t>service</w:t>
-      </w:r>
-      <w:proofErr w:type="spellEnd"/>
-      <w:r>
-        <w:t xml:space="preserve"> </w:t>
-      </w:r>
-      <w:proofErr w:type="spellStart"/>
-      <w:r>
-        <w:t>pattern</w:t>
-      </w:r>
-      <w:proofErr w:type="spellEnd"/>
-      <w:r>
-        <w:t xml:space="preserve">) </w:t>
-      </w:r>
-    </w:p>
-    <w:p>
-      <w:pPr>
+      <w:r>
         <w:rPr>
           <w:b/>
           <w:bCs/>
         </w:rPr>
-      </w:pPr>
-      <w:r>
-        <w:rPr>
-          <w:b/>
-          <w:bCs/>
-        </w:rPr>
-        <w:t>Ví dụ:</w:t>
-      </w:r>
-    </w:p>
-    <w:p>
-      <w:pPr>
-        <w:numPr>
-          <w:ilvl w:val="0"/>
-          <w:numId w:val="9"/>
-        </w:numPr>
-      </w:pPr>
-      <w:proofErr w:type="spellStart"/>
-      <w:r>
-        <w:t>Auth</w:t>
-      </w:r>
-      <w:proofErr w:type="spellEnd"/>
-      <w:r>
-        <w:t xml:space="preserve"> </w:t>
-      </w:r>
-      <w:proofErr w:type="spellStart"/>
-      <w:r>
-        <w:t>Service</w:t>
-      </w:r>
-      <w:proofErr w:type="spellEnd"/>
-      <w:r>
-        <w:t xml:space="preserve"> → </w:t>
-      </w:r>
-      <w:proofErr w:type="spellStart"/>
-      <w:r>
-        <w:t>auth_db</w:t>
-      </w:r>
-      <w:proofErr w:type="spellEnd"/>
-      <w:r>
-        <w:t xml:space="preserve"> </w:t>
-      </w:r>
-    </w:p>
-    <w:p>
-      <w:pPr>
-        <w:numPr>
-          <w:ilvl w:val="0"/>
-          <w:numId w:val="9"/>
-        </w:numPr>
-      </w:pPr>
-      <w:proofErr w:type="spellStart"/>
-      <w:r>
-        <w:t>Transaction</w:t>
-      </w:r>
-      <w:proofErr w:type="spellEnd"/>
-      <w:r>
-        <w:t xml:space="preserve"> </w:t>
-      </w:r>
-      <w:proofErr w:type="spellStart"/>
-      <w:r>
-        <w:t>Service</w:t>
-      </w:r>
-      <w:proofErr w:type="spellEnd"/>
-      <w:r>
-        <w:t xml:space="preserve"> → </w:t>
-      </w:r>
-      <w:proofErr w:type="spellStart"/>
-      <w:r>
-        <w:t>transaction_db</w:t>
-      </w:r>
-      <w:proofErr w:type="spellEnd"/>
-      <w:r>
-        <w:t xml:space="preserve"> </w:t>
-      </w:r>
-    </w:p>
-    <w:p>
-      <w:pPr>
-        <w:numPr>
-          <w:ilvl w:val="0"/>
-          <w:numId w:val="9"/>
-        </w:numPr>
-      </w:pPr>
-      <w:proofErr w:type="spellStart"/>
-      <w:r>
-        <w:t>Insight</w:t>
-      </w:r>
-      <w:proofErr w:type="spellEnd"/>
-      <w:r>
-        <w:t xml:space="preserve"> </w:t>
-      </w:r>
-      <w:proofErr w:type="spellStart"/>
-      <w:r>
-        <w:t>Service</w:t>
-      </w:r>
-      <w:proofErr w:type="spellEnd"/>
-      <w:r>
-        <w:t xml:space="preserve"> → </w:t>
-      </w:r>
-      <w:proofErr w:type="spellStart"/>
-      <w:r>
-        <w:t>insight_db</w:t>
-      </w:r>
-      <w:proofErr w:type="spellEnd"/>
-      <w:r>
-        <w:t xml:space="preserve"> </w:t>
-      </w:r>
-    </w:p>
-    <w:p>
-      <w:r>
-        <w:t>ORM:</w:t>
-      </w:r>
-    </w:p>
-    <w:p>
-      <w:pPr>
-        <w:numPr>
-          <w:ilvl w:val="0"/>
-          <w:numId w:val="10"/>
-        </w:numPr>
-      </w:pPr>
-      <w:proofErr w:type="spellStart"/>
-      <w:r>
-        <w:t>Prisma</w:t>
-      </w:r>
-      <w:proofErr w:type="spellEnd"/>
-      <w:r>
-        <w:t xml:space="preserve"> (khuyến nghị nếu bạn đang dùng) </w:t>
-      </w:r>
-    </w:p>
-    <w:p>
-      <w:pPr>
-        <w:rPr>
-          <w:b/>
-          <w:bCs/>
-        </w:rPr>
-      </w:pPr>
-      <w:r>
-        <w:rPr>
-          <w:b/>
-          <w:bCs/>
-        </w:rPr>
-        <w:t xml:space="preserve">4. AI </w:t>
-      </w:r>
-      <w:proofErr w:type="spellStart"/>
-      <w:r>
-        <w:rPr>
-          <w:b/>
-          <w:bCs/>
-        </w:rPr>
-        <w:t>Service</w:t>
-      </w:r>
-      <w:proofErr w:type="spellEnd"/>
-    </w:p>
-    <w:p>
-      <w:pPr>
-        <w:rPr>
-          <w:b/>
-          <w:bCs/>
-        </w:rPr>
-      </w:pPr>
-      <w:proofErr w:type="spellStart"/>
-      <w:r>
-        <w:rPr>
-          <w:b/>
-          <w:bCs/>
-        </w:rPr>
-        <w:t>OCR</w:t>
-      </w:r>
-      <w:proofErr w:type="spellEnd"/>
-      <w:r>
-        <w:rPr>
-          <w:b/>
-          <w:bCs/>
-        </w:rPr>
-        <w:t xml:space="preserve"> (</w:t>
-      </w:r>
-      <w:proofErr w:type="spellStart"/>
-      <w:r>
-        <w:rPr>
-          <w:b/>
-          <w:bCs/>
-        </w:rPr>
-        <w:t>Image</w:t>
-      </w:r>
-      <w:proofErr w:type="spellEnd"/>
-      <w:r>
-        <w:rPr>
-          <w:b/>
-          <w:bCs/>
-        </w:rPr>
-        <w:t xml:space="preserve"> / </w:t>
-      </w:r>
-      <w:proofErr w:type="spellStart"/>
-      <w:r>
-        <w:rPr>
-          <w:b/>
-          <w:bCs/>
-        </w:rPr>
-        <w:t>Document</w:t>
-      </w:r>
-      <w:proofErr w:type="spellEnd"/>
-      <w:r>
-        <w:rPr>
-          <w:b/>
-          <w:bCs/>
-        </w:rPr>
-        <w:t xml:space="preserve"> </w:t>
-      </w:r>
-      <w:proofErr w:type="spellStart"/>
-      <w:r>
-        <w:rPr>
-          <w:b/>
-          <w:bCs/>
-        </w:rPr>
-        <w:t>Processing</w:t>
-      </w:r>
-      <w:proofErr w:type="spellEnd"/>
-      <w:r>
-        <w:rPr>
-          <w:b/>
-          <w:bCs/>
-        </w:rPr>
-        <w:t>)</w:t>
-      </w:r>
-    </w:p>
-    <w:p>
-      <w:pPr>
-        <w:numPr>
-          <w:ilvl w:val="0"/>
-          <w:numId w:val="11"/>
-        </w:numPr>
-      </w:pPr>
-      <w:proofErr w:type="spellStart"/>
-      <w:r>
-        <w:t>Azure</w:t>
-      </w:r>
-      <w:proofErr w:type="spellEnd"/>
-      <w:r>
-        <w:t xml:space="preserve"> </w:t>
-      </w:r>
-      <w:proofErr w:type="spellStart"/>
-      <w:r>
-        <w:t>Form</w:t>
-      </w:r>
-      <w:proofErr w:type="spellEnd"/>
-      <w:r>
-        <w:t xml:space="preserve"> </w:t>
-      </w:r>
-      <w:proofErr w:type="spellStart"/>
-      <w:r>
-        <w:t>Recognizer</w:t>
-      </w:r>
-      <w:proofErr w:type="spellEnd"/>
-      <w:r>
-        <w:br/>
-        <w:t xml:space="preserve">hoặc </w:t>
-      </w:r>
-    </w:p>
-    <w:p>
-      <w:pPr>
-        <w:numPr>
-          <w:ilvl w:val="0"/>
-          <w:numId w:val="11"/>
-        </w:numPr>
-      </w:pPr>
-      <w:proofErr w:type="spellStart"/>
-      <w:r>
-        <w:t>Google</w:t>
-      </w:r>
-      <w:proofErr w:type="spellEnd"/>
-      <w:r>
-        <w:t xml:space="preserve"> </w:t>
-      </w:r>
-      <w:proofErr w:type="spellStart"/>
-      <w:r>
-        <w:t>Cloud</w:t>
-      </w:r>
-      <w:proofErr w:type="spellEnd"/>
-      <w:r>
-        <w:t xml:space="preserve"> </w:t>
-      </w:r>
-      <w:proofErr w:type="spellStart"/>
-      <w:r>
-        <w:t>Vision</w:t>
-      </w:r>
-      <w:proofErr w:type="spellEnd"/>
-      <w:r>
-        <w:t xml:space="preserve"> AI </w:t>
-      </w:r>
-    </w:p>
-    <w:p>
-      <w:r>
-        <w:lastRenderedPageBreak/>
-        <w:t>Chức năng:</w:t>
-      </w:r>
-    </w:p>
-    <w:p>
-      <w:pPr>
-        <w:numPr>
-          <w:ilvl w:val="0"/>
-          <w:numId w:val="12"/>
-        </w:numPr>
-      </w:pPr>
-      <w:proofErr w:type="spellStart"/>
-      <w:r>
-        <w:t>scan</w:t>
-      </w:r>
-      <w:proofErr w:type="spellEnd"/>
-      <w:r>
-        <w:t xml:space="preserve"> hóa đơn / </w:t>
-      </w:r>
-      <w:proofErr w:type="spellStart"/>
-      <w:r>
-        <w:t>screenshot</w:t>
-      </w:r>
-      <w:proofErr w:type="spellEnd"/>
-      <w:r>
-        <w:t xml:space="preserve"> </w:t>
-      </w:r>
-    </w:p>
-    <w:p>
-      <w:pPr>
-        <w:numPr>
-          <w:ilvl w:val="0"/>
-          <w:numId w:val="12"/>
-        </w:numPr>
-      </w:pPr>
-      <w:proofErr w:type="spellStart"/>
-      <w:r>
-        <w:t>extract</w:t>
-      </w:r>
-      <w:proofErr w:type="spellEnd"/>
-      <w:r>
-        <w:t xml:space="preserve"> </w:t>
-      </w:r>
-      <w:proofErr w:type="spellStart"/>
-      <w:r>
-        <w:t>text</w:t>
-      </w:r>
-      <w:proofErr w:type="spellEnd"/>
-      <w:r>
-        <w:t xml:space="preserve"> + </w:t>
-      </w:r>
-      <w:proofErr w:type="spellStart"/>
-      <w:r>
-        <w:t>amount</w:t>
-      </w:r>
-      <w:proofErr w:type="spellEnd"/>
-      <w:r>
-        <w:t xml:space="preserve"> </w:t>
-      </w:r>
-    </w:p>
-    <w:p>
-      <w:pPr>
-        <w:rPr>
-          <w:b/>
-          <w:bCs/>
-        </w:rPr>
-      </w:pPr>
+        <w:t xml:space="preserve"> và </w:t>
+      </w:r>
       <w:proofErr w:type="spellStart"/>
       <w:r>
         <w:rPr>
@@ -946,26 +775,89 @@
         </w:rPr>
         <w:t xml:space="preserve"> (AI phân tích tài chính)</w:t>
       </w:r>
+      <w:r>
+        <w:rPr>
+          <w:b/>
+          <w:bCs/>
+        </w:rPr>
+        <w:t xml:space="preserve"> : </w:t>
+      </w:r>
+      <w:proofErr w:type="spellStart"/>
+      <w:r>
+        <w:rPr>
+          <w:b/>
+          <w:bCs/>
+        </w:rPr>
+        <w:t>OpenAI</w:t>
+      </w:r>
+      <w:proofErr w:type="spellEnd"/>
+      <w:r>
+        <w:rPr>
+          <w:b/>
+          <w:bCs/>
+        </w:rPr>
+        <w:t xml:space="preserve"> API</w:t>
+      </w:r>
+    </w:p>
+    <w:p>
+      <w:r>
+        <w:t>Chức năng:</w:t>
+      </w:r>
     </w:p>
     <w:p>
       <w:pPr>
         <w:numPr>
           <w:ilvl w:val="0"/>
-          <w:numId w:val="13"/>
+          <w:numId w:val="12"/>
         </w:numPr>
       </w:pPr>
       <w:proofErr w:type="spellStart"/>
       <w:r>
-        <w:t>OpenAI</w:t>
-      </w:r>
-      <w:proofErr w:type="spellEnd"/>
-      <w:r>
-        <w:t xml:space="preserve"> API </w:t>
-      </w:r>
-    </w:p>
-    <w:p>
-      <w:r>
-        <w:t>Chức năng:</w:t>
+        <w:t>scan</w:t>
+      </w:r>
+      <w:proofErr w:type="spellEnd"/>
+      <w:r>
+        <w:t xml:space="preserve"> hóa đơn / </w:t>
+      </w:r>
+      <w:proofErr w:type="spellStart"/>
+      <w:r>
+        <w:t>screenshot</w:t>
+      </w:r>
+      <w:proofErr w:type="spellEnd"/>
+      <w:r>
+        <w:t xml:space="preserve"> </w:t>
+      </w:r>
+    </w:p>
+    <w:p>
+      <w:pPr>
+        <w:numPr>
+          <w:ilvl w:val="0"/>
+          <w:numId w:val="12"/>
+        </w:numPr>
+      </w:pPr>
+      <w:proofErr w:type="spellStart"/>
+      <w:r>
+        <w:t>extract</w:t>
+      </w:r>
+      <w:proofErr w:type="spellEnd"/>
+      <w:r>
+        <w:t xml:space="preserve"> </w:t>
+      </w:r>
+      <w:proofErr w:type="spellStart"/>
+      <w:r>
+        <w:t>text</w:t>
+      </w:r>
+      <w:proofErr w:type="spellEnd"/>
+      <w:r>
+        <w:t xml:space="preserve"> + </w:t>
+      </w:r>
+      <w:proofErr w:type="spellStart"/>
+      <w:r>
+        <w:t>amount</w:t>
+      </w:r>
+      <w:proofErr w:type="spellEnd"/>
+      <w:r>
+        <w:t xml:space="preserve"> </w:t>
       </w:r>
     </w:p>
     <w:p>
@@ -976,6 +868,7 @@
         </w:numPr>
       </w:pPr>
       <w:r>
+        <w:lastRenderedPageBreak/>
         <w:t xml:space="preserve">phân tích hành vi chi tiêu </w:t>
       </w:r>
     </w:p>
@@ -1013,49 +906,690 @@
     </w:p>
     <w:p>
       <w:pPr>
+        <w:pStyle w:val="u2"/>
+      </w:pPr>
+      <w:r>
+        <w:t xml:space="preserve">5. </w:t>
+      </w:r>
+      <w:proofErr w:type="spellStart"/>
+      <w:r>
+        <w:t>Message</w:t>
+      </w:r>
+      <w:proofErr w:type="spellEnd"/>
+      <w:r>
+        <w:t xml:space="preserve"> </w:t>
+      </w:r>
+      <w:proofErr w:type="spellStart"/>
+      <w:r>
+        <w:t>Queue</w:t>
+      </w:r>
+      <w:proofErr w:type="spellEnd"/>
+      <w:r>
+        <w:t xml:space="preserve"> (</w:t>
+      </w:r>
+      <w:proofErr w:type="spellStart"/>
+      <w:r>
+        <w:t>Async</w:t>
+      </w:r>
+      <w:proofErr w:type="spellEnd"/>
+      <w:r>
+        <w:t xml:space="preserve"> </w:t>
+      </w:r>
+      <w:proofErr w:type="spellStart"/>
+      <w:r>
+        <w:t>Processing</w:t>
+      </w:r>
+      <w:proofErr w:type="spellEnd"/>
+      <w:r>
+        <w:t>)</w:t>
+      </w:r>
+    </w:p>
+    <w:p>
+      <w:pPr>
+        <w:numPr>
+          <w:ilvl w:val="0"/>
+          <w:numId w:val="15"/>
+        </w:numPr>
+      </w:pPr>
+      <w:proofErr w:type="spellStart"/>
+      <w:r>
+        <w:t>RabbitMQ</w:t>
+      </w:r>
+      <w:proofErr w:type="spellEnd"/>
+      <w:r>
+        <w:t xml:space="preserve"> </w:t>
+      </w:r>
+    </w:p>
+    <w:p>
+      <w:r>
+        <w:t>Vai trò:</w:t>
+      </w:r>
+    </w:p>
+    <w:p>
+      <w:pPr>
+        <w:numPr>
+          <w:ilvl w:val="0"/>
+          <w:numId w:val="16"/>
+        </w:numPr>
+      </w:pPr>
+      <w:r>
+        <w:t xml:space="preserve">xử lý AI </w:t>
+      </w:r>
+      <w:proofErr w:type="spellStart"/>
+      <w:r>
+        <w:t>async</w:t>
+      </w:r>
+      <w:proofErr w:type="spellEnd"/>
+      <w:r>
+        <w:t xml:space="preserve"> (không </w:t>
+      </w:r>
+      <w:proofErr w:type="spellStart"/>
+      <w:r>
+        <w:t>block</w:t>
+      </w:r>
+      <w:proofErr w:type="spellEnd"/>
+      <w:r>
+        <w:t xml:space="preserve"> </w:t>
+      </w:r>
+      <w:proofErr w:type="spellStart"/>
+      <w:r>
+        <w:t>request</w:t>
+      </w:r>
+      <w:proofErr w:type="spellEnd"/>
+      <w:r>
+        <w:t xml:space="preserve">) </w:t>
+      </w:r>
+    </w:p>
+    <w:p>
+      <w:pPr>
+        <w:numPr>
+          <w:ilvl w:val="0"/>
+          <w:numId w:val="16"/>
+        </w:numPr>
+      </w:pPr>
+      <w:r>
+        <w:t xml:space="preserve">tách </w:t>
+      </w:r>
+      <w:proofErr w:type="spellStart"/>
+      <w:r>
+        <w:t>transaction</w:t>
+      </w:r>
+      <w:proofErr w:type="spellEnd"/>
+      <w:r>
+        <w:t xml:space="preserve"> </w:t>
+      </w:r>
+      <w:proofErr w:type="spellStart"/>
+      <w:r>
+        <w:t>service</w:t>
+      </w:r>
+      <w:proofErr w:type="spellEnd"/>
+      <w:r>
+        <w:t xml:space="preserve"> và AI </w:t>
+      </w:r>
+      <w:proofErr w:type="spellStart"/>
+      <w:r>
+        <w:t>service</w:t>
+      </w:r>
+      <w:proofErr w:type="spellEnd"/>
+      <w:r>
+        <w:t xml:space="preserve"> </w:t>
+      </w:r>
+    </w:p>
+    <w:p>
+      <w:proofErr w:type="spellStart"/>
+      <w:r>
+        <w:t>Use</w:t>
+      </w:r>
+      <w:proofErr w:type="spellEnd"/>
+      <w:r>
+        <w:t xml:space="preserve"> </w:t>
+      </w:r>
+      <w:proofErr w:type="spellStart"/>
+      <w:r>
+        <w:t>case</w:t>
+      </w:r>
+      <w:proofErr w:type="spellEnd"/>
+      <w:r>
+        <w:t>:</w:t>
+      </w:r>
+    </w:p>
+    <w:p>
+      <w:pPr>
+        <w:numPr>
+          <w:ilvl w:val="0"/>
+          <w:numId w:val="17"/>
+        </w:numPr>
+      </w:pPr>
+      <w:proofErr w:type="spellStart"/>
+      <w:r>
+        <w:t>upload</w:t>
+      </w:r>
+      <w:proofErr w:type="spellEnd"/>
+      <w:r>
+        <w:t xml:space="preserve"> ảnh → gửi </w:t>
+      </w:r>
+      <w:proofErr w:type="spellStart"/>
+      <w:r>
+        <w:t>message</w:t>
+      </w:r>
+      <w:proofErr w:type="spellEnd"/>
+      <w:r>
+        <w:t xml:space="preserve"> → AI xử lý → trả kết quả </w:t>
+      </w:r>
+    </w:p>
+    <w:p>
+      <w:pPr>
+        <w:pStyle w:val="u2"/>
+      </w:pPr>
+      <w:r>
+        <w:t xml:space="preserve">6. </w:t>
+      </w:r>
+      <w:proofErr w:type="spellStart"/>
+      <w:r>
+        <w:t>Image</w:t>
+      </w:r>
+      <w:proofErr w:type="spellEnd"/>
+      <w:r>
+        <w:t xml:space="preserve"> </w:t>
+      </w:r>
+      <w:proofErr w:type="spellStart"/>
+      <w:r>
+        <w:t>Storage</w:t>
+      </w:r>
+      <w:proofErr w:type="spellEnd"/>
+    </w:p>
+    <w:p>
+      <w:pPr>
+        <w:numPr>
+          <w:ilvl w:val="0"/>
+          <w:numId w:val="18"/>
+        </w:numPr>
+      </w:pPr>
+      <w:proofErr w:type="spellStart"/>
+      <w:r>
+        <w:t>Cloudinary</w:t>
+      </w:r>
+      <w:proofErr w:type="spellEnd"/>
+      <w:r>
+        <w:t xml:space="preserve"> </w:t>
+      </w:r>
+    </w:p>
+    <w:p>
+      <w:r>
+        <w:t>Chức năng:</w:t>
+      </w:r>
+    </w:p>
+    <w:p>
+      <w:pPr>
+        <w:numPr>
+          <w:ilvl w:val="0"/>
+          <w:numId w:val="19"/>
+        </w:numPr>
+      </w:pPr>
+      <w:r>
+        <w:t xml:space="preserve">lưu ảnh hóa đơn / </w:t>
+      </w:r>
+      <w:proofErr w:type="spellStart"/>
+      <w:r>
+        <w:t>screenshot</w:t>
+      </w:r>
+      <w:proofErr w:type="spellEnd"/>
+      <w:r>
+        <w:t xml:space="preserve"> </w:t>
+      </w:r>
+    </w:p>
+    <w:p>
+      <w:pPr>
+        <w:numPr>
+          <w:ilvl w:val="0"/>
+          <w:numId w:val="19"/>
+        </w:numPr>
+      </w:pPr>
+      <w:r>
+        <w:t xml:space="preserve">trả URL cho </w:t>
+      </w:r>
+      <w:proofErr w:type="spellStart"/>
+      <w:r>
+        <w:t>backend</w:t>
+      </w:r>
+      <w:proofErr w:type="spellEnd"/>
+      <w:r>
+        <w:t xml:space="preserve"> xử lý AI </w:t>
+      </w:r>
+    </w:p>
+    <w:p>
+      <w:pPr>
+        <w:pStyle w:val="u2"/>
+      </w:pPr>
+      <w:r>
+        <w:t xml:space="preserve">7. </w:t>
+      </w:r>
+      <w:proofErr w:type="spellStart"/>
+      <w:r>
+        <w:t>Container</w:t>
+      </w:r>
+      <w:proofErr w:type="spellEnd"/>
+      <w:r>
+        <w:t xml:space="preserve"> &amp; </w:t>
+      </w:r>
+      <w:proofErr w:type="spellStart"/>
+      <w:r>
+        <w:t>Deployment</w:t>
+      </w:r>
+      <w:proofErr w:type="spellEnd"/>
+    </w:p>
+    <w:p>
+      <w:pPr>
+        <w:numPr>
+          <w:ilvl w:val="0"/>
+          <w:numId w:val="20"/>
+        </w:numPr>
+      </w:pPr>
+      <w:proofErr w:type="spellStart"/>
+      <w:r>
+        <w:t>Docker</w:t>
+      </w:r>
+      <w:proofErr w:type="spellEnd"/>
+      <w:r>
+        <w:t xml:space="preserve"> </w:t>
+      </w:r>
+    </w:p>
+    <w:p>
+      <w:r>
+        <w:t>Vai trò:</w:t>
+      </w:r>
+    </w:p>
+    <w:p>
+      <w:pPr>
+        <w:numPr>
+          <w:ilvl w:val="0"/>
+          <w:numId w:val="21"/>
+        </w:numPr>
+      </w:pPr>
+      <w:r>
+        <w:t xml:space="preserve">đóng gói từng </w:t>
+      </w:r>
+      <w:proofErr w:type="spellStart"/>
+      <w:r>
+        <w:t>microservice</w:t>
+      </w:r>
+      <w:proofErr w:type="spellEnd"/>
+      <w:r>
+        <w:t xml:space="preserve"> thành </w:t>
+      </w:r>
+      <w:proofErr w:type="spellStart"/>
+      <w:r>
+        <w:t>container</w:t>
+      </w:r>
+      <w:proofErr w:type="spellEnd"/>
+      <w:r>
+        <w:t xml:space="preserve"> </w:t>
+      </w:r>
+    </w:p>
+    <w:p>
+      <w:pPr>
+        <w:numPr>
+          <w:ilvl w:val="0"/>
+          <w:numId w:val="21"/>
+        </w:numPr>
+      </w:pPr>
+      <w:r>
+        <w:t xml:space="preserve">chạy độc lập từng </w:t>
+      </w:r>
+      <w:proofErr w:type="spellStart"/>
+      <w:r>
+        <w:t>service</w:t>
+      </w:r>
+      <w:proofErr w:type="spellEnd"/>
+      <w:r>
+        <w:t xml:space="preserve"> </w:t>
+      </w:r>
+    </w:p>
+    <w:p>
+      <w:pPr>
+        <w:pStyle w:val="u2"/>
+      </w:pPr>
+      <w:r>
+        <w:t xml:space="preserve">8. </w:t>
+      </w:r>
+      <w:proofErr w:type="spellStart"/>
+      <w:r>
+        <w:t>Testing</w:t>
+      </w:r>
+      <w:proofErr w:type="spellEnd"/>
+      <w:r>
+        <w:t xml:space="preserve"> ( </w:t>
+      </w:r>
+      <w:proofErr w:type="spellStart"/>
+      <w:r>
+        <w:t>for</w:t>
+      </w:r>
+      <w:proofErr w:type="spellEnd"/>
+      <w:r>
+        <w:t xml:space="preserve"> BE)</w:t>
+      </w:r>
+    </w:p>
+    <w:p>
+      <w:pPr>
+        <w:pStyle w:val="u2"/>
+      </w:pPr>
+      <w:proofErr w:type="spellStart"/>
+      <w:r>
+        <w:t>Jest</w:t>
+      </w:r>
+      <w:proofErr w:type="spellEnd"/>
+      <w:r>
+        <w:t xml:space="preserve"> + @nestjs/testing + </w:t>
+      </w:r>
+      <w:proofErr w:type="spellStart"/>
+      <w:r>
+        <w:t>Supertest</w:t>
+      </w:r>
+      <w:proofErr w:type="spellEnd"/>
+    </w:p>
+    <w:p>
+      <w:pPr>
+        <w:pStyle w:val="oancuaDanhsach"/>
+        <w:numPr>
+          <w:ilvl w:val="0"/>
+          <w:numId w:val="30"/>
+        </w:numPr>
+      </w:pPr>
+      <w:proofErr w:type="spellStart"/>
+      <w:r>
+        <w:t>Unit</w:t>
+      </w:r>
+      <w:proofErr w:type="spellEnd"/>
+      <w:r>
+        <w:t xml:space="preserve"> </w:t>
+      </w:r>
+      <w:proofErr w:type="spellStart"/>
+      <w:r>
+        <w:t>test</w:t>
+      </w:r>
+      <w:proofErr w:type="spellEnd"/>
+      <w:r>
+        <w:t xml:space="preserve">: </w:t>
+      </w:r>
+      <w:proofErr w:type="spellStart"/>
+      <w:r>
+        <w:t>service</w:t>
+      </w:r>
+      <w:proofErr w:type="spellEnd"/>
+      <w:r>
+        <w:t xml:space="preserve"> </w:t>
+      </w:r>
+      <w:proofErr w:type="spellStart"/>
+      <w:r>
+        <w:t>logic</w:t>
+      </w:r>
+      <w:proofErr w:type="spellEnd"/>
+      <w:r>
+        <w:t xml:space="preserve">, </w:t>
+      </w:r>
+      <w:proofErr w:type="spellStart"/>
+      <w:r>
+        <w:t>controller</w:t>
+      </w:r>
+      <w:proofErr w:type="spellEnd"/>
+      <w:r>
+        <w:t xml:space="preserve">, </w:t>
+      </w:r>
+      <w:proofErr w:type="spellStart"/>
+      <w:r>
+        <w:t>guard</w:t>
+      </w:r>
+      <w:proofErr w:type="spellEnd"/>
+      <w:r>
+        <w:t xml:space="preserve">, </w:t>
+      </w:r>
+      <w:proofErr w:type="spellStart"/>
+      <w:r>
+        <w:t>filter</w:t>
+      </w:r>
+      <w:proofErr w:type="spellEnd"/>
+      <w:r>
+        <w:t>.</w:t>
+      </w:r>
+    </w:p>
+    <w:p>
+      <w:pPr>
+        <w:pStyle w:val="oancuaDanhsach"/>
+        <w:numPr>
+          <w:ilvl w:val="0"/>
+          <w:numId w:val="30"/>
+        </w:numPr>
+      </w:pPr>
+      <w:proofErr w:type="spellStart"/>
+      <w:r>
+        <w:t>Integration</w:t>
+      </w:r>
+      <w:proofErr w:type="spellEnd"/>
+      <w:r>
+        <w:t xml:space="preserve"> </w:t>
+      </w:r>
+      <w:proofErr w:type="spellStart"/>
+      <w:r>
+        <w:t>test</w:t>
+      </w:r>
+      <w:proofErr w:type="spellEnd"/>
+      <w:r>
+        <w:t xml:space="preserve">: API </w:t>
+      </w:r>
+      <w:proofErr w:type="spellStart"/>
+      <w:r>
+        <w:t>Gateway</w:t>
+      </w:r>
+      <w:proofErr w:type="spellEnd"/>
+      <w:r>
+        <w:t xml:space="preserve"> </w:t>
+      </w:r>
+      <w:proofErr w:type="spellStart"/>
+      <w:r>
+        <w:t>endpoints</w:t>
+      </w:r>
+      <w:proofErr w:type="spellEnd"/>
+      <w:r>
+        <w:t xml:space="preserve">, </w:t>
+      </w:r>
+      <w:proofErr w:type="spellStart"/>
+      <w:r>
+        <w:t>Prisma</w:t>
+      </w:r>
+      <w:proofErr w:type="spellEnd"/>
+      <w:r>
+        <w:t>/</w:t>
+      </w:r>
+      <w:proofErr w:type="spellStart"/>
+      <w:r>
+        <w:t>PostgreSQL</w:t>
+      </w:r>
+      <w:proofErr w:type="spellEnd"/>
+      <w:r>
+        <w:t xml:space="preserve"> </w:t>
+      </w:r>
+      <w:proofErr w:type="spellStart"/>
+      <w:r>
+        <w:t>test</w:t>
+      </w:r>
+      <w:proofErr w:type="spellEnd"/>
+      <w:r>
+        <w:t xml:space="preserve"> DB.</w:t>
+      </w:r>
+    </w:p>
+    <w:p>
+      <w:pPr>
+        <w:pStyle w:val="oancuaDanhsach"/>
+        <w:numPr>
+          <w:ilvl w:val="0"/>
+          <w:numId w:val="30"/>
+        </w:numPr>
+      </w:pPr>
+      <w:proofErr w:type="spellStart"/>
+      <w:r>
+        <w:t>Mock</w:t>
+      </w:r>
+      <w:proofErr w:type="spellEnd"/>
+      <w:r>
+        <w:t xml:space="preserve"> </w:t>
+      </w:r>
+      <w:proofErr w:type="spellStart"/>
+      <w:r>
+        <w:t>external</w:t>
+      </w:r>
+      <w:proofErr w:type="spellEnd"/>
+      <w:r>
+        <w:t xml:space="preserve"> </w:t>
+      </w:r>
+      <w:proofErr w:type="spellStart"/>
+      <w:r>
+        <w:t>services</w:t>
+      </w:r>
+      <w:proofErr w:type="spellEnd"/>
+      <w:r>
+        <w:t xml:space="preserve">: </w:t>
+      </w:r>
+      <w:proofErr w:type="spellStart"/>
+      <w:r>
+        <w:t>OpenAI</w:t>
+      </w:r>
+      <w:proofErr w:type="spellEnd"/>
+      <w:r>
+        <w:t xml:space="preserve">, </w:t>
+      </w:r>
+      <w:proofErr w:type="spellStart"/>
+      <w:r>
+        <w:t>Cloudinary</w:t>
+      </w:r>
+      <w:proofErr w:type="spellEnd"/>
+      <w:r>
+        <w:t xml:space="preserve">, </w:t>
+      </w:r>
+      <w:proofErr w:type="spellStart"/>
+      <w:r>
+        <w:t>RabbitMQ</w:t>
+      </w:r>
+      <w:proofErr w:type="spellEnd"/>
+      <w:r>
+        <w:t>.</w:t>
+      </w:r>
+    </w:p>
+    <w:p>
+      <w:pPr>
+        <w:pStyle w:val="oancuaDanhsach"/>
+        <w:numPr>
+          <w:ilvl w:val="0"/>
+          <w:numId w:val="30"/>
+        </w:numPr>
+      </w:pPr>
+      <w:proofErr w:type="spellStart"/>
+      <w:r>
+        <w:t>Coverage</w:t>
+      </w:r>
+      <w:proofErr w:type="spellEnd"/>
+      <w:r>
+        <w:t xml:space="preserve">: </w:t>
+      </w:r>
+      <w:proofErr w:type="spellStart"/>
+      <w:r>
+        <w:t>Jest</w:t>
+      </w:r>
+      <w:proofErr w:type="spellEnd"/>
+      <w:r>
+        <w:t xml:space="preserve"> </w:t>
+      </w:r>
+      <w:proofErr w:type="spellStart"/>
+      <w:r>
+        <w:t>coverage</w:t>
+      </w:r>
+      <w:proofErr w:type="spellEnd"/>
+      <w:r>
+        <w:t xml:space="preserve"> </w:t>
+      </w:r>
+      <w:proofErr w:type="spellStart"/>
+      <w:r>
+        <w:t>report</w:t>
+      </w:r>
+      <w:proofErr w:type="spellEnd"/>
+      <w:r>
+        <w:t>.</w:t>
+      </w:r>
+    </w:p>
+    <w:p>
+      <w:pPr>
+        <w:pStyle w:val="u2"/>
+      </w:pPr>
+      <w:r>
+        <w:t xml:space="preserve">9. CI/CD </w:t>
+      </w:r>
+      <w:proofErr w:type="spellStart"/>
+      <w:r>
+        <w:t>Pipeline</w:t>
+      </w:r>
+      <w:proofErr w:type="spellEnd"/>
+    </w:p>
+    <w:p>
+      <w:pPr>
         <w:rPr>
           <w:b/>
           <w:bCs/>
         </w:rPr>
       </w:pPr>
+      <w:proofErr w:type="spellStart"/>
       <w:r>
         <w:rPr>
           <w:b/>
           <w:bCs/>
         </w:rPr>
-        <w:t xml:space="preserve">5. </w:t>
-      </w:r>
-      <w:proofErr w:type="spellStart"/>
+        <w:t>Source</w:t>
+      </w:r>
+      <w:proofErr w:type="spellEnd"/>
       <w:r>
         <w:rPr>
           <w:b/>
           <w:bCs/>
         </w:rPr>
-        <w:t>Message</w:t>
-      </w:r>
-      <w:proofErr w:type="spellEnd"/>
+        <w:t xml:space="preserve"> </w:t>
+      </w:r>
+      <w:proofErr w:type="spellStart"/>
       <w:r>
         <w:rPr>
           <w:b/>
           <w:bCs/>
         </w:rPr>
-        <w:t xml:space="preserve"> </w:t>
-      </w:r>
-      <w:proofErr w:type="spellStart"/>
-      <w:r>
+        <w:t>Control</w:t>
+      </w:r>
+      <w:proofErr w:type="spellEnd"/>
+    </w:p>
+    <w:p>
+      <w:pPr>
+        <w:numPr>
+          <w:ilvl w:val="0"/>
+          <w:numId w:val="24"/>
+        </w:numPr>
+      </w:pPr>
+      <w:proofErr w:type="spellStart"/>
+      <w:r>
+        <w:t>GitHub</w:t>
+      </w:r>
+      <w:proofErr w:type="spellEnd"/>
+      <w:r>
+        <w:t xml:space="preserve"> </w:t>
+      </w:r>
+    </w:p>
+    <w:p>
+      <w:pPr>
         <w:rPr>
           <w:b/>
           <w:bCs/>
         </w:rPr>
-        <w:t>Queue</w:t>
-      </w:r>
-      <w:proofErr w:type="spellEnd"/>
+      </w:pPr>
       <w:r>
         <w:rPr>
           <w:b/>
           <w:bCs/>
         </w:rPr>
-        <w:t xml:space="preserve"> (</w:t>
+        <w:t xml:space="preserve">CI/CD </w:t>
       </w:r>
       <w:proofErr w:type="spellStart"/>
       <w:r>
@@ -1063,279 +1597,41 @@
           <w:b/>
           <w:bCs/>
         </w:rPr>
-        <w:t>Async</w:t>
-      </w:r>
-      <w:proofErr w:type="spellEnd"/>
-      <w:r>
+        <w:t>Tool</w:t>
+      </w:r>
+      <w:proofErr w:type="spellEnd"/>
+    </w:p>
+    <w:p>
+      <w:pPr>
+        <w:numPr>
+          <w:ilvl w:val="0"/>
+          <w:numId w:val="25"/>
+        </w:numPr>
+      </w:pPr>
+      <w:proofErr w:type="spellStart"/>
+      <w:r>
+        <w:t>GitHub</w:t>
+      </w:r>
+      <w:proofErr w:type="spellEnd"/>
+      <w:r>
+        <w:t xml:space="preserve"> </w:t>
+      </w:r>
+      <w:proofErr w:type="spellStart"/>
+      <w:r>
+        <w:t>Actions</w:t>
+      </w:r>
+      <w:proofErr w:type="spellEnd"/>
+      <w:r>
+        <w:t xml:space="preserve"> </w:t>
+      </w:r>
+    </w:p>
+    <w:p>
+      <w:pPr>
         <w:rPr>
           <w:b/>
           <w:bCs/>
         </w:rPr>
-        <w:t xml:space="preserve"> </w:t>
-      </w:r>
-      <w:proofErr w:type="spellStart"/>
-      <w:r>
-        <w:rPr>
-          <w:b/>
-          <w:bCs/>
-        </w:rPr>
-        <w:t>Processing</w:t>
-      </w:r>
-      <w:proofErr w:type="spellEnd"/>
-      <w:r>
-        <w:rPr>
-          <w:b/>
-          <w:bCs/>
-        </w:rPr>
-        <w:t>)</w:t>
-      </w:r>
-    </w:p>
-    <w:p>
-      <w:pPr>
-        <w:numPr>
-          <w:ilvl w:val="0"/>
-          <w:numId w:val="15"/>
-        </w:numPr>
-      </w:pPr>
-      <w:proofErr w:type="spellStart"/>
-      <w:r>
-        <w:t>RabbitMQ</w:t>
-      </w:r>
-      <w:proofErr w:type="spellEnd"/>
-      <w:r>
-        <w:t xml:space="preserve"> </w:t>
-      </w:r>
-    </w:p>
-    <w:p>
-      <w:r>
-        <w:t>Vai trò:</w:t>
-      </w:r>
-    </w:p>
-    <w:p>
-      <w:pPr>
-        <w:numPr>
-          <w:ilvl w:val="0"/>
-          <w:numId w:val="16"/>
-        </w:numPr>
-      </w:pPr>
-      <w:r>
-        <w:t xml:space="preserve">xử lý AI </w:t>
-      </w:r>
-      <w:proofErr w:type="spellStart"/>
-      <w:r>
-        <w:t>async</w:t>
-      </w:r>
-      <w:proofErr w:type="spellEnd"/>
-      <w:r>
-        <w:t xml:space="preserve"> (không </w:t>
-      </w:r>
-      <w:proofErr w:type="spellStart"/>
-      <w:r>
-        <w:t>block</w:t>
-      </w:r>
-      <w:proofErr w:type="spellEnd"/>
-      <w:r>
-        <w:t xml:space="preserve"> </w:t>
-      </w:r>
-      <w:proofErr w:type="spellStart"/>
-      <w:r>
-        <w:t>request</w:t>
-      </w:r>
-      <w:proofErr w:type="spellEnd"/>
-      <w:r>
-        <w:t xml:space="preserve">) </w:t>
-      </w:r>
-    </w:p>
-    <w:p>
-      <w:pPr>
-        <w:numPr>
-          <w:ilvl w:val="0"/>
-          <w:numId w:val="16"/>
-        </w:numPr>
-      </w:pPr>
-      <w:r>
-        <w:t xml:space="preserve">tách </w:t>
-      </w:r>
-      <w:proofErr w:type="spellStart"/>
-      <w:r>
-        <w:t>transaction</w:t>
-      </w:r>
-      <w:proofErr w:type="spellEnd"/>
-      <w:r>
-        <w:t xml:space="preserve"> </w:t>
-      </w:r>
-      <w:proofErr w:type="spellStart"/>
-      <w:r>
-        <w:t>service</w:t>
-      </w:r>
-      <w:proofErr w:type="spellEnd"/>
-      <w:r>
-        <w:t xml:space="preserve"> và AI </w:t>
-      </w:r>
-      <w:proofErr w:type="spellStart"/>
-      <w:r>
-        <w:t>service</w:t>
-      </w:r>
-      <w:proofErr w:type="spellEnd"/>
-      <w:r>
-        <w:t xml:space="preserve"> </w:t>
-      </w:r>
-    </w:p>
-    <w:p>
-      <w:proofErr w:type="spellStart"/>
-      <w:r>
-        <w:t>Use</w:t>
-      </w:r>
-      <w:proofErr w:type="spellEnd"/>
-      <w:r>
-        <w:t xml:space="preserve"> </w:t>
-      </w:r>
-      <w:proofErr w:type="spellStart"/>
-      <w:r>
-        <w:t>case</w:t>
-      </w:r>
-      <w:proofErr w:type="spellEnd"/>
-      <w:r>
-        <w:t>:</w:t>
-      </w:r>
-    </w:p>
-    <w:p>
-      <w:pPr>
-        <w:numPr>
-          <w:ilvl w:val="0"/>
-          <w:numId w:val="17"/>
-        </w:numPr>
-      </w:pPr>
-      <w:proofErr w:type="spellStart"/>
-      <w:r>
-        <w:t>upload</w:t>
-      </w:r>
-      <w:proofErr w:type="spellEnd"/>
-      <w:r>
-        <w:t xml:space="preserve"> ảnh → gửi </w:t>
-      </w:r>
-      <w:proofErr w:type="spellStart"/>
-      <w:r>
-        <w:t>message</w:t>
-      </w:r>
-      <w:proofErr w:type="spellEnd"/>
-      <w:r>
-        <w:t xml:space="preserve"> → AI xử lý → trả kết quả </w:t>
-      </w:r>
-    </w:p>
-    <w:p>
-      <w:pPr>
-        <w:rPr>
-          <w:b/>
-          <w:bCs/>
-        </w:rPr>
-      </w:pPr>
-      <w:r>
-        <w:rPr>
-          <w:b/>
-          <w:bCs/>
-        </w:rPr>
-        <w:t xml:space="preserve">6. </w:t>
-      </w:r>
-      <w:proofErr w:type="spellStart"/>
-      <w:r>
-        <w:rPr>
-          <w:b/>
-          <w:bCs/>
-        </w:rPr>
-        <w:t>Image</w:t>
-      </w:r>
-      <w:proofErr w:type="spellEnd"/>
-      <w:r>
-        <w:rPr>
-          <w:b/>
-          <w:bCs/>
-        </w:rPr>
-        <w:t xml:space="preserve"> </w:t>
-      </w:r>
-      <w:proofErr w:type="spellStart"/>
-      <w:r>
-        <w:rPr>
-          <w:b/>
-          <w:bCs/>
-        </w:rPr>
-        <w:t>Storage</w:t>
-      </w:r>
-      <w:proofErr w:type="spellEnd"/>
-    </w:p>
-    <w:p>
-      <w:pPr>
-        <w:numPr>
-          <w:ilvl w:val="0"/>
-          <w:numId w:val="18"/>
-        </w:numPr>
-      </w:pPr>
-      <w:proofErr w:type="spellStart"/>
-      <w:r>
-        <w:t>Cloudinary</w:t>
-      </w:r>
-      <w:proofErr w:type="spellEnd"/>
-      <w:r>
-        <w:t xml:space="preserve"> </w:t>
-      </w:r>
-    </w:p>
-    <w:p>
-      <w:r>
-        <w:t>Chức năng:</w:t>
-      </w:r>
-    </w:p>
-    <w:p>
-      <w:pPr>
-        <w:numPr>
-          <w:ilvl w:val="0"/>
-          <w:numId w:val="19"/>
-        </w:numPr>
-      </w:pPr>
-      <w:r>
-        <w:t xml:space="preserve">lưu ảnh hóa đơn / </w:t>
-      </w:r>
-      <w:proofErr w:type="spellStart"/>
-      <w:r>
-        <w:t>screenshot</w:t>
-      </w:r>
-      <w:proofErr w:type="spellEnd"/>
-      <w:r>
-        <w:t xml:space="preserve"> </w:t>
-      </w:r>
-    </w:p>
-    <w:p>
-      <w:pPr>
-        <w:numPr>
-          <w:ilvl w:val="0"/>
-          <w:numId w:val="19"/>
-        </w:numPr>
-      </w:pPr>
-      <w:r>
-        <w:t xml:space="preserve">trả URL cho </w:t>
-      </w:r>
-      <w:proofErr w:type="spellStart"/>
-      <w:r>
-        <w:t>backend</w:t>
-      </w:r>
-      <w:proofErr w:type="spellEnd"/>
-      <w:r>
-        <w:t xml:space="preserve"> xử lý AI </w:t>
-      </w:r>
-    </w:p>
-    <w:p>
-      <w:pPr>
-        <w:rPr>
-          <w:b/>
-          <w:bCs/>
-        </w:rPr>
-      </w:pPr>
-      <w:r>
-        <w:rPr>
-          <w:b/>
-          <w:bCs/>
-        </w:rPr>
-        <w:t xml:space="preserve">7. </w:t>
-      </w:r>
+      </w:pPr>
       <w:proofErr w:type="spellStart"/>
       <w:r>
         <w:rPr>
@@ -1350,7 +1646,7 @@
           <w:b/>
           <w:bCs/>
         </w:rPr>
-        <w:t xml:space="preserve"> &amp; </w:t>
+        <w:t xml:space="preserve"> </w:t>
       </w:r>
       <w:proofErr w:type="spellStart"/>
       <w:r>
@@ -1358,7 +1654,7 @@
           <w:b/>
           <w:bCs/>
         </w:rPr>
-        <w:t>Deployment</w:t>
+        <w:t>Build</w:t>
       </w:r>
       <w:proofErr w:type="spellEnd"/>
     </w:p>
@@ -1366,63 +1662,12 @@
       <w:pPr>
         <w:numPr>
           <w:ilvl w:val="0"/>
-          <w:numId w:val="20"/>
+          <w:numId w:val="26"/>
         </w:numPr>
       </w:pPr>
       <w:proofErr w:type="spellStart"/>
       <w:r>
         <w:t>Docker</w:t>
-      </w:r>
-      <w:proofErr w:type="spellEnd"/>
-      <w:r>
-        <w:t xml:space="preserve"> </w:t>
-      </w:r>
-    </w:p>
-    <w:p>
-      <w:r>
-        <w:t>Vai trò:</w:t>
-      </w:r>
-    </w:p>
-    <w:p>
-      <w:pPr>
-        <w:numPr>
-          <w:ilvl w:val="0"/>
-          <w:numId w:val="21"/>
-        </w:numPr>
-      </w:pPr>
-      <w:r>
-        <w:t xml:space="preserve">đóng gói từng </w:t>
-      </w:r>
-      <w:proofErr w:type="spellStart"/>
-      <w:r>
-        <w:t>microservice</w:t>
-      </w:r>
-      <w:proofErr w:type="spellEnd"/>
-      <w:r>
-        <w:t xml:space="preserve"> thành </w:t>
-      </w:r>
-      <w:proofErr w:type="spellStart"/>
-      <w:r>
-        <w:t>container</w:t>
-      </w:r>
-      <w:proofErr w:type="spellEnd"/>
-      <w:r>
-        <w:t xml:space="preserve"> </w:t>
-      </w:r>
-    </w:p>
-    <w:p>
-      <w:pPr>
-        <w:numPr>
-          <w:ilvl w:val="0"/>
-          <w:numId w:val="21"/>
-        </w:numPr>
-      </w:pPr>
-      <w:r>
-        <w:t xml:space="preserve">chạy độc lập từng </w:t>
-      </w:r>
-      <w:proofErr w:type="spellStart"/>
-      <w:r>
-        <w:t>service</w:t>
       </w:r>
       <w:proofErr w:type="spellEnd"/>
       <w:r>
@@ -1436,13 +1681,453 @@
           <w:bCs/>
         </w:rPr>
       </w:pPr>
+      <w:proofErr w:type="spellStart"/>
       <w:r>
         <w:rPr>
           <w:b/>
           <w:bCs/>
         </w:rPr>
-        <w:t xml:space="preserve">8. </w:t>
-      </w:r>
+        <w:t>Container</w:t>
+      </w:r>
+      <w:proofErr w:type="spellEnd"/>
+      <w:r>
+        <w:rPr>
+          <w:b/>
+          <w:bCs/>
+        </w:rPr>
+        <w:t xml:space="preserve"> </w:t>
+      </w:r>
+      <w:proofErr w:type="spellStart"/>
+      <w:r>
+        <w:rPr>
+          <w:b/>
+          <w:bCs/>
+        </w:rPr>
+        <w:t>Registry</w:t>
+      </w:r>
+      <w:proofErr w:type="spellEnd"/>
+    </w:p>
+    <w:p>
+      <w:pPr>
+        <w:numPr>
+          <w:ilvl w:val="0"/>
+          <w:numId w:val="27"/>
+        </w:numPr>
+      </w:pPr>
+      <w:proofErr w:type="spellStart"/>
+      <w:r>
+        <w:lastRenderedPageBreak/>
+        <w:t>Docker</w:t>
+      </w:r>
+      <w:proofErr w:type="spellEnd"/>
+      <w:r>
+        <w:t xml:space="preserve"> </w:t>
+      </w:r>
+      <w:proofErr w:type="spellStart"/>
+      <w:r>
+        <w:t>Hub</w:t>
+      </w:r>
+      <w:proofErr w:type="spellEnd"/>
+    </w:p>
+    <w:p>
+      <w:pPr>
+        <w:pStyle w:val="u2"/>
+      </w:pPr>
+      <w:r>
+        <w:t xml:space="preserve">10. </w:t>
+      </w:r>
+      <w:proofErr w:type="spellStart"/>
+      <w:r>
+        <w:t>Font</w:t>
+      </w:r>
+      <w:proofErr w:type="spellEnd"/>
+      <w:r>
+        <w:t xml:space="preserve"> </w:t>
+      </w:r>
+      <w:proofErr w:type="spellStart"/>
+      <w:r>
+        <w:t>end</w:t>
+      </w:r>
+      <w:proofErr w:type="spellEnd"/>
+      <w:r>
+        <w:t xml:space="preserve"> : </w:t>
+      </w:r>
+    </w:p>
+    <w:p>
+      <w:proofErr w:type="spellStart"/>
+      <w:r>
+        <w:t>Frame</w:t>
+      </w:r>
+      <w:proofErr w:type="spellEnd"/>
+      <w:r>
+        <w:t xml:space="preserve"> </w:t>
+      </w:r>
+      <w:proofErr w:type="spellStart"/>
+      <w:r>
+        <w:t>work</w:t>
+      </w:r>
+      <w:proofErr w:type="spellEnd"/>
+      <w:r>
+        <w:t xml:space="preserve"> (</w:t>
+      </w:r>
+      <w:proofErr w:type="spellStart"/>
+      <w:r>
+        <w:t>mobile</w:t>
+      </w:r>
+      <w:proofErr w:type="spellEnd"/>
+      <w:r>
+        <w:t xml:space="preserve"> ) : </w:t>
+      </w:r>
+      <w:proofErr w:type="spellStart"/>
+      <w:r>
+        <w:t>react</w:t>
+      </w:r>
+      <w:proofErr w:type="spellEnd"/>
+      <w:r>
+        <w:t xml:space="preserve"> </w:t>
+      </w:r>
+      <w:proofErr w:type="spellStart"/>
+      <w:r>
+        <w:t>native</w:t>
+      </w:r>
+      <w:proofErr w:type="spellEnd"/>
+      <w:r>
+        <w:t xml:space="preserve"> + </w:t>
+      </w:r>
+      <w:proofErr w:type="spellStart"/>
+      <w:r>
+        <w:t>expo</w:t>
+      </w:r>
+      <w:proofErr w:type="spellEnd"/>
+    </w:p>
+    <w:p>
+      <w:r>
+        <w:t xml:space="preserve">Ngôn ngữ : </w:t>
+      </w:r>
+      <w:proofErr w:type="spellStart"/>
+      <w:r>
+        <w:t>typescript</w:t>
+      </w:r>
+      <w:proofErr w:type="spellEnd"/>
+      <w:r>
+        <w:t xml:space="preserve"> </w:t>
+      </w:r>
+    </w:p>
+    <w:p>
+      <w:proofErr w:type="spellStart"/>
+      <w:r>
+        <w:t>Routing</w:t>
+      </w:r>
+      <w:proofErr w:type="spellEnd"/>
+      <w:r>
+        <w:t xml:space="preserve"> : </w:t>
+      </w:r>
+      <w:proofErr w:type="spellStart"/>
+      <w:r>
+        <w:t>expo</w:t>
+      </w:r>
+      <w:proofErr w:type="spellEnd"/>
+      <w:r>
+        <w:t xml:space="preserve"> </w:t>
+      </w:r>
+      <w:proofErr w:type="spellStart"/>
+      <w:r>
+        <w:t>router</w:t>
+      </w:r>
+      <w:proofErr w:type="spellEnd"/>
+    </w:p>
+    <w:p>
+      <w:proofErr w:type="spellStart"/>
+      <w:r>
+        <w:t>Api</w:t>
+      </w:r>
+      <w:proofErr w:type="spellEnd"/>
+      <w:r>
+        <w:t xml:space="preserve"> </w:t>
+      </w:r>
+      <w:proofErr w:type="spellStart"/>
+      <w:r>
+        <w:t>client</w:t>
+      </w:r>
+      <w:proofErr w:type="spellEnd"/>
+      <w:r>
+        <w:t xml:space="preserve"> : </w:t>
+      </w:r>
+      <w:proofErr w:type="spellStart"/>
+      <w:r>
+        <w:t>axios</w:t>
+      </w:r>
+      <w:proofErr w:type="spellEnd"/>
+    </w:p>
+    <w:p>
+      <w:r>
+        <w:t xml:space="preserve">Server </w:t>
+      </w:r>
+      <w:proofErr w:type="spellStart"/>
+      <w:r>
+        <w:t>state</w:t>
+      </w:r>
+      <w:proofErr w:type="spellEnd"/>
+      <w:r>
+        <w:t xml:space="preserve"> : </w:t>
+      </w:r>
+      <w:proofErr w:type="spellStart"/>
+      <w:r>
+        <w:t>tanstack</w:t>
+      </w:r>
+      <w:proofErr w:type="spellEnd"/>
+      <w:r>
+        <w:t xml:space="preserve"> </w:t>
+      </w:r>
+      <w:proofErr w:type="spellStart"/>
+      <w:r>
+        <w:t>query</w:t>
+      </w:r>
+      <w:proofErr w:type="spellEnd"/>
+    </w:p>
+    <w:p>
+      <w:proofErr w:type="spellStart"/>
+      <w:r>
+        <w:t>Local</w:t>
+      </w:r>
+      <w:proofErr w:type="spellEnd"/>
+      <w:r>
+        <w:t>/</w:t>
+      </w:r>
+      <w:proofErr w:type="spellStart"/>
+      <w:r>
+        <w:t>client</w:t>
+      </w:r>
+      <w:proofErr w:type="spellEnd"/>
+      <w:r>
+        <w:t xml:space="preserve"> </w:t>
+      </w:r>
+      <w:proofErr w:type="spellStart"/>
+      <w:r>
+        <w:t>state</w:t>
+      </w:r>
+      <w:proofErr w:type="spellEnd"/>
+      <w:r>
+        <w:t xml:space="preserve"> : </w:t>
+      </w:r>
+      <w:proofErr w:type="spellStart"/>
+      <w:r>
+        <w:t>zustand</w:t>
+      </w:r>
+      <w:proofErr w:type="spellEnd"/>
+    </w:p>
+    <w:p>
+      <w:proofErr w:type="spellStart"/>
+      <w:r>
+        <w:t>Form</w:t>
+      </w:r>
+      <w:proofErr w:type="spellEnd"/>
+      <w:r>
+        <w:t xml:space="preserve"> : </w:t>
+      </w:r>
+      <w:proofErr w:type="spellStart"/>
+      <w:r>
+        <w:t>react</w:t>
+      </w:r>
+      <w:proofErr w:type="spellEnd"/>
+      <w:r>
+        <w:t xml:space="preserve"> </w:t>
+      </w:r>
+      <w:proofErr w:type="spellStart"/>
+      <w:r>
+        <w:t>hook</w:t>
+      </w:r>
+      <w:proofErr w:type="spellEnd"/>
+      <w:r>
+        <w:t xml:space="preserve"> </w:t>
+      </w:r>
+      <w:proofErr w:type="spellStart"/>
+      <w:r>
+        <w:t>form</w:t>
+      </w:r>
+      <w:proofErr w:type="spellEnd"/>
+      <w:r>
+        <w:t xml:space="preserve"> + </w:t>
+      </w:r>
+      <w:proofErr w:type="spellStart"/>
+      <w:r>
+        <w:t>zod</w:t>
+      </w:r>
+      <w:proofErr w:type="spellEnd"/>
+    </w:p>
+    <w:p>
+      <w:proofErr w:type="spellStart"/>
+      <w:r>
+        <w:t>Token</w:t>
+      </w:r>
+      <w:proofErr w:type="spellEnd"/>
+      <w:r>
+        <w:t xml:space="preserve"> </w:t>
+      </w:r>
+      <w:proofErr w:type="spellStart"/>
+      <w:r>
+        <w:t>storage</w:t>
+      </w:r>
+      <w:proofErr w:type="spellEnd"/>
+      <w:r>
+        <w:t xml:space="preserve"> : </w:t>
+      </w:r>
+      <w:proofErr w:type="spellStart"/>
+      <w:r>
+        <w:t>expo</w:t>
+      </w:r>
+      <w:proofErr w:type="spellEnd"/>
+      <w:r>
+        <w:t xml:space="preserve"> </w:t>
+      </w:r>
+      <w:proofErr w:type="spellStart"/>
+      <w:r>
+        <w:t>securestore</w:t>
+      </w:r>
+      <w:proofErr w:type="spellEnd"/>
+    </w:p>
+    <w:p>
+      <w:proofErr w:type="spellStart"/>
+      <w:r>
+        <w:t>Upload</w:t>
+      </w:r>
+      <w:proofErr w:type="spellEnd"/>
+      <w:r>
+        <w:t xml:space="preserve"> ảnh : </w:t>
+      </w:r>
+      <w:proofErr w:type="spellStart"/>
+      <w:r>
+        <w:t>expo-image-picker</w:t>
+      </w:r>
+      <w:proofErr w:type="spellEnd"/>
+    </w:p>
+    <w:p>
+      <w:r>
+        <w:t xml:space="preserve">Ui </w:t>
+      </w:r>
+      <w:proofErr w:type="spellStart"/>
+      <w:r>
+        <w:t>kit</w:t>
+      </w:r>
+      <w:proofErr w:type="spellEnd"/>
+      <w:r>
+        <w:t xml:space="preserve"> : </w:t>
+      </w:r>
+      <w:proofErr w:type="spellStart"/>
+      <w:r>
+        <w:t>nativewind</w:t>
+      </w:r>
+      <w:proofErr w:type="spellEnd"/>
+    </w:p>
+    <w:p>
+      <w:proofErr w:type="spellStart"/>
+      <w:r>
+        <w:t>Chart</w:t>
+      </w:r>
+      <w:proofErr w:type="spellEnd"/>
+      <w:r>
+        <w:t xml:space="preserve"> : </w:t>
+      </w:r>
+      <w:proofErr w:type="spellStart"/>
+      <w:r>
+        <w:t>react-native-gifted-charts</w:t>
+      </w:r>
+      <w:proofErr w:type="spellEnd"/>
+      <w:r>
+        <w:t xml:space="preserve"> </w:t>
+      </w:r>
+      <w:r>
+        <w:t> hoặ</w:t>
+      </w:r>
+      <w:r>
+        <w:t>c </w:t>
+      </w:r>
+      <w:proofErr w:type="spellStart"/>
+      <w:r>
+        <w:t>victory</w:t>
+      </w:r>
+      <w:proofErr w:type="spellEnd"/>
+      <w:r>
+        <w:t xml:space="preserve"> </w:t>
+      </w:r>
+      <w:proofErr w:type="spellStart"/>
+      <w:r>
+        <w:t>native</w:t>
+      </w:r>
+      <w:proofErr w:type="spellEnd"/>
+    </w:p>
+    <w:p>
+      <w:proofErr w:type="spellStart"/>
+      <w:r>
+        <w:t>Date</w:t>
+      </w:r>
+      <w:proofErr w:type="spellEnd"/>
+      <w:r>
+        <w:t>/</w:t>
+      </w:r>
+      <w:proofErr w:type="spellStart"/>
+      <w:r>
+        <w:t>time</w:t>
+      </w:r>
+      <w:proofErr w:type="spellEnd"/>
+      <w:r>
+        <w:t xml:space="preserve"> : </w:t>
+      </w:r>
+      <w:proofErr w:type="spellStart"/>
+      <w:r>
+        <w:t>dayjs</w:t>
+      </w:r>
+      <w:proofErr w:type="spellEnd"/>
+    </w:p>
+    <w:p>
+      <w:proofErr w:type="spellStart"/>
+      <w:r>
+        <w:t>Env</w:t>
+      </w:r>
+      <w:proofErr w:type="spellEnd"/>
+      <w:r>
+        <w:t xml:space="preserve"> </w:t>
+      </w:r>
+      <w:proofErr w:type="spellStart"/>
+      <w:r>
+        <w:t>config</w:t>
+      </w:r>
+      <w:proofErr w:type="spellEnd"/>
+      <w:r>
+        <w:t xml:space="preserve">: </w:t>
+      </w:r>
+      <w:proofErr w:type="spellStart"/>
+      <w:r>
+        <w:t>expo-constants</w:t>
+      </w:r>
+      <w:proofErr w:type="spellEnd"/>
+      <w:r>
+        <w:t> hoặ</w:t>
+      </w:r>
+      <w:r>
+        <w:t>c .</w:t>
+      </w:r>
+      <w:proofErr w:type="spellStart"/>
+      <w:r>
+        <w:t>env</w:t>
+      </w:r>
+      <w:proofErr w:type="spellEnd"/>
+      <w:r>
+        <w:t xml:space="preserve"> qua </w:t>
+      </w:r>
+      <w:proofErr w:type="spellStart"/>
+      <w:r>
+        <w:t>expo</w:t>
+      </w:r>
+      <w:proofErr w:type="spellEnd"/>
+    </w:p>
+    <w:p>
+      <w:pPr>
+        <w:rPr>
+          <w:b/>
+          <w:bCs/>
+        </w:rPr>
+      </w:pPr>
       <w:proofErr w:type="spellStart"/>
       <w:r>
         <w:rPr>
@@ -1452,140 +2137,29 @@
         <w:t>Testing</w:t>
       </w:r>
       <w:proofErr w:type="spellEnd"/>
-    </w:p>
-    <w:p>
-      <w:pPr>
-        <w:numPr>
-          <w:ilvl w:val="0"/>
-          <w:numId w:val="22"/>
-        </w:numPr>
-      </w:pPr>
-      <w:proofErr w:type="spellStart"/>
-      <w:r>
-        <w:t>Jest</w:t>
-      </w:r>
-      <w:proofErr w:type="spellEnd"/>
-      <w:r>
-        <w:t xml:space="preserve"> (</w:t>
-      </w:r>
-      <w:proofErr w:type="spellStart"/>
-      <w:r>
-        <w:t>built</w:t>
-      </w:r>
-      <w:proofErr w:type="spellEnd"/>
-      <w:r>
-        <w:t xml:space="preserve">-in trong </w:t>
-      </w:r>
-      <w:proofErr w:type="spellStart"/>
-      <w:r>
-        <w:t>NestJS</w:t>
-      </w:r>
-      <w:proofErr w:type="spellEnd"/>
-      <w:r>
-        <w:t xml:space="preserve">) </w:t>
-      </w:r>
-    </w:p>
-    <w:p>
-      <w:r>
-        <w:t>Áp dụng:</w:t>
-      </w:r>
-    </w:p>
-    <w:p>
-      <w:pPr>
-        <w:numPr>
-          <w:ilvl w:val="0"/>
-          <w:numId w:val="23"/>
-        </w:numPr>
-      </w:pPr>
-      <w:proofErr w:type="spellStart"/>
-      <w:r>
-        <w:t>Unit</w:t>
-      </w:r>
-      <w:proofErr w:type="spellEnd"/>
-      <w:r>
-        <w:t xml:space="preserve"> </w:t>
-      </w:r>
-      <w:proofErr w:type="spellStart"/>
-      <w:r>
-        <w:t>test</w:t>
-      </w:r>
-      <w:proofErr w:type="spellEnd"/>
-      <w:r>
-        <w:t xml:space="preserve"> (</w:t>
-      </w:r>
-      <w:proofErr w:type="spellStart"/>
-      <w:r>
-        <w:t>service</w:t>
-      </w:r>
-      <w:proofErr w:type="spellEnd"/>
-      <w:r>
-        <w:t xml:space="preserve"> </w:t>
-      </w:r>
-      <w:proofErr w:type="spellStart"/>
-      <w:r>
-        <w:t>logic</w:t>
-      </w:r>
-      <w:proofErr w:type="spellEnd"/>
-      <w:r>
-        <w:t xml:space="preserve">) </w:t>
-      </w:r>
-    </w:p>
-    <w:p>
-      <w:pPr>
-        <w:numPr>
-          <w:ilvl w:val="0"/>
-          <w:numId w:val="23"/>
-        </w:numPr>
-      </w:pPr>
-      <w:proofErr w:type="spellStart"/>
-      <w:r>
-        <w:t>Integration</w:t>
-      </w:r>
-      <w:proofErr w:type="spellEnd"/>
-      <w:r>
-        <w:t xml:space="preserve"> </w:t>
-      </w:r>
-      <w:proofErr w:type="spellStart"/>
-      <w:r>
-        <w:t>test</w:t>
-      </w:r>
-      <w:proofErr w:type="spellEnd"/>
-      <w:r>
-        <w:t xml:space="preserve"> (API </w:t>
-      </w:r>
-      <w:proofErr w:type="spellStart"/>
-      <w:r>
-        <w:t>endpoints</w:t>
-      </w:r>
-      <w:proofErr w:type="spellEnd"/>
-      <w:r>
-        <w:t xml:space="preserve">) </w:t>
-      </w:r>
-    </w:p>
-    <w:p>
-      <w:pPr>
+      <w:r>
         <w:rPr>
           <w:b/>
           <w:bCs/>
         </w:rPr>
-      </w:pPr>
+        <w:t xml:space="preserve"> </w:t>
+      </w:r>
+      <w:proofErr w:type="spellStart"/>
       <w:r>
         <w:rPr>
           <w:b/>
           <w:bCs/>
         </w:rPr>
-        <w:lastRenderedPageBreak/>
-        <w:t xml:space="preserve">9. CI/CD </w:t>
-      </w:r>
-      <w:proofErr w:type="spellStart"/>
+        <w:t>Strategy</w:t>
+      </w:r>
+      <w:proofErr w:type="spellEnd"/>
       <w:r>
         <w:rPr>
           <w:b/>
           <w:bCs/>
         </w:rPr>
-        <w:t>Pipeline</w:t>
-      </w:r>
-      <w:proofErr w:type="spellEnd"/>
+        <w:t xml:space="preserve">: </w:t>
+      </w:r>
     </w:p>
     <w:p>
       <w:pPr>
@@ -1594,61 +2168,44 @@
           <w:bCs/>
         </w:rPr>
       </w:pPr>
-      <w:proofErr w:type="spellStart"/>
       <w:r>
         <w:rPr>
           <w:b/>
           <w:bCs/>
         </w:rPr>
-        <w:t>Source</w:t>
-      </w:r>
-      <w:proofErr w:type="spellEnd"/>
+        <w:t xml:space="preserve">• </w:t>
+      </w:r>
+      <w:proofErr w:type="spellStart"/>
       <w:r>
         <w:rPr>
           <w:b/>
           <w:bCs/>
         </w:rPr>
-        <w:t xml:space="preserve"> </w:t>
-      </w:r>
-      <w:proofErr w:type="spellStart"/>
+        <w:t>Layer</w:t>
+      </w:r>
+      <w:proofErr w:type="spellEnd"/>
       <w:r>
         <w:rPr>
           <w:b/>
           <w:bCs/>
         </w:rPr>
-        <w:t>Control</w:t>
-      </w:r>
-      <w:proofErr w:type="spellEnd"/>
-    </w:p>
-    <w:p>
-      <w:pPr>
-        <w:numPr>
-          <w:ilvl w:val="0"/>
-          <w:numId w:val="24"/>
-        </w:numPr>
-      </w:pPr>
-      <w:proofErr w:type="spellStart"/>
-      <w:r>
-        <w:t>GitHub</w:t>
-      </w:r>
-      <w:proofErr w:type="spellEnd"/>
-      <w:r>
-        <w:t xml:space="preserve"> </w:t>
-      </w:r>
-    </w:p>
-    <w:p>
-      <w:pPr>
+        <w:t xml:space="preserve"> 1: </w:t>
+      </w:r>
+      <w:proofErr w:type="spellStart"/>
+      <w:r>
         <w:rPr>
           <w:b/>
           <w:bCs/>
         </w:rPr>
-      </w:pPr>
+        <w:t>Unit</w:t>
+      </w:r>
+      <w:proofErr w:type="spellEnd"/>
       <w:r>
         <w:rPr>
           <w:b/>
           <w:bCs/>
         </w:rPr>
-        <w:t xml:space="preserve">CI/CD </w:t>
+        <w:t xml:space="preserve"> &amp; </w:t>
       </w:r>
       <w:proofErr w:type="spellStart"/>
       <w:r>
@@ -1656,184 +2213,304 @@
           <w:b/>
           <w:bCs/>
         </w:rPr>
-        <w:t>Tool</w:t>
-      </w:r>
-      <w:proofErr w:type="spellEnd"/>
-    </w:p>
-    <w:p>
-      <w:pPr>
-        <w:numPr>
-          <w:ilvl w:val="0"/>
-          <w:numId w:val="25"/>
-        </w:numPr>
-      </w:pPr>
-      <w:proofErr w:type="spellStart"/>
-      <w:r>
-        <w:t>GitHub</w:t>
-      </w:r>
-      <w:proofErr w:type="spellEnd"/>
-      <w:r>
-        <w:t xml:space="preserve"> </w:t>
-      </w:r>
-      <w:proofErr w:type="spellStart"/>
-      <w:r>
-        <w:t>Actions</w:t>
-      </w:r>
-      <w:proofErr w:type="spellEnd"/>
-      <w:r>
-        <w:t xml:space="preserve"> </w:t>
-      </w:r>
-    </w:p>
-    <w:p>
-      <w:pPr>
+        <w:t>Component</w:t>
+      </w:r>
+      <w:proofErr w:type="spellEnd"/>
+      <w:r>
         <w:rPr>
           <w:b/>
           <w:bCs/>
         </w:rPr>
-      </w:pPr>
+        <w:t xml:space="preserve"> </w:t>
+      </w:r>
       <w:proofErr w:type="spellStart"/>
       <w:r>
         <w:rPr>
           <w:b/>
           <w:bCs/>
         </w:rPr>
-        <w:t>Container</w:t>
-      </w:r>
-      <w:proofErr w:type="spellEnd"/>
-      <w:r>
+        <w:t>Testing</w:t>
+      </w:r>
+      <w:proofErr w:type="spellEnd"/>
+    </w:p>
+    <w:p>
+      <w:r>
+        <w:t xml:space="preserve">  - </w:t>
+      </w:r>
+      <w:proofErr w:type="spellStart"/>
+      <w:r>
+        <w:t>Jest</w:t>
+      </w:r>
+      <w:proofErr w:type="spellEnd"/>
+    </w:p>
+    <w:p>
+      <w:r>
+        <w:t xml:space="preserve">  - </w:t>
+      </w:r>
+      <w:proofErr w:type="spellStart"/>
+      <w:r>
+        <w:t>React</w:t>
+      </w:r>
+      <w:proofErr w:type="spellEnd"/>
+      <w:r>
+        <w:t xml:space="preserve"> </w:t>
+      </w:r>
+      <w:proofErr w:type="spellStart"/>
+      <w:r>
+        <w:t>Native</w:t>
+      </w:r>
+      <w:proofErr w:type="spellEnd"/>
+      <w:r>
+        <w:t xml:space="preserve"> </w:t>
+      </w:r>
+      <w:proofErr w:type="spellStart"/>
+      <w:r>
+        <w:t>Testing</w:t>
+      </w:r>
+      <w:proofErr w:type="spellEnd"/>
+      <w:r>
+        <w:t xml:space="preserve"> </w:t>
+      </w:r>
+      <w:proofErr w:type="spellStart"/>
+      <w:r>
+        <w:t>Library</w:t>
+      </w:r>
+      <w:proofErr w:type="spellEnd"/>
+    </w:p>
+    <w:p>
+      <w:r>
+        <w:t xml:space="preserve">  - </w:t>
+      </w:r>
+      <w:proofErr w:type="spellStart"/>
+      <w:r>
+        <w:t>userEvent</w:t>
+      </w:r>
+      <w:proofErr w:type="spellEnd"/>
+    </w:p>
+    <w:p>
+      <w:pPr>
         <w:rPr>
           <w:b/>
           <w:bCs/>
         </w:rPr>
-        <w:t xml:space="preserve"> </w:t>
-      </w:r>
-      <w:proofErr w:type="spellStart"/>
+      </w:pPr>
       <w:r>
         <w:rPr>
           <w:b/>
           <w:bCs/>
         </w:rPr>
-        <w:t>Build</w:t>
-      </w:r>
-      <w:proofErr w:type="spellEnd"/>
-    </w:p>
-    <w:p>
-      <w:pPr>
-        <w:numPr>
-          <w:ilvl w:val="0"/>
-          <w:numId w:val="26"/>
-        </w:numPr>
-      </w:pPr>
-      <w:proofErr w:type="spellStart"/>
-      <w:r>
-        <w:t>Docker</w:t>
-      </w:r>
-      <w:proofErr w:type="spellEnd"/>
-      <w:r>
-        <w:t xml:space="preserve"> </w:t>
-      </w:r>
-    </w:p>
-    <w:p>
-      <w:pPr>
+        <w:t xml:space="preserve">• </w:t>
+      </w:r>
+      <w:proofErr w:type="spellStart"/>
+      <w:r>
         <w:rPr>
           <w:b/>
           <w:bCs/>
         </w:rPr>
-      </w:pPr>
-      <w:proofErr w:type="spellStart"/>
+        <w:t>Layer</w:t>
+      </w:r>
+      <w:proofErr w:type="spellEnd"/>
       <w:r>
         <w:rPr>
           <w:b/>
           <w:bCs/>
         </w:rPr>
-        <w:t>Container</w:t>
-      </w:r>
-      <w:proofErr w:type="spellEnd"/>
+        <w:t xml:space="preserve"> 2: </w:t>
+      </w:r>
+      <w:proofErr w:type="spellStart"/>
       <w:r>
         <w:rPr>
           <w:b/>
           <w:bCs/>
         </w:rPr>
-        <w:t xml:space="preserve"> </w:t>
-      </w:r>
-      <w:proofErr w:type="spellStart"/>
+        <w:t>Integration</w:t>
+      </w:r>
+      <w:proofErr w:type="spellEnd"/>
       <w:r>
         <w:rPr>
           <w:b/>
           <w:bCs/>
         </w:rPr>
-        <w:t>Registry</w:t>
-      </w:r>
-      <w:proofErr w:type="spellEnd"/>
-    </w:p>
-    <w:p>
-      <w:pPr>
-        <w:numPr>
-          <w:ilvl w:val="0"/>
-          <w:numId w:val="27"/>
-        </w:numPr>
-      </w:pPr>
-      <w:proofErr w:type="spellStart"/>
-      <w:r>
-        <w:t>Docker</w:t>
-      </w:r>
-      <w:proofErr w:type="spellEnd"/>
-      <w:r>
-        <w:t xml:space="preserve"> </w:t>
-      </w:r>
-      <w:proofErr w:type="spellStart"/>
-      <w:r>
-        <w:t>Hub</w:t>
-      </w:r>
-      <w:proofErr w:type="spellEnd"/>
-    </w:p>
-    <w:p>
+        <w:t xml:space="preserve"> </w:t>
+      </w:r>
+      <w:proofErr w:type="spellStart"/>
       <w:r>
         <w:rPr>
-          <w:noProof/>
-          <w14:ligatures w14:val="standardContextual"/>
+          <w:b/>
+          <w:bCs/>
         </w:rPr>
-        <w:drawing>
-          <wp:inline distT="0" distB="0" distL="0" distR="0" wp14:anchorId="7CD27C58" wp14:editId="15A77740">
-            <wp:extent cx="5170401" cy="3446743"/>
-            <wp:effectExtent l="0" t="0" r="0" b="1905"/>
-            <wp:docPr id="1002684440" name="Hình ảnh 1"/>
-            <wp:cNvGraphicFramePr>
-              <a:graphicFrameLocks xmlns:a="http://schemas.openxmlformats.org/drawingml/2006/main" noChangeAspect="1"/>
-            </wp:cNvGraphicFramePr>
-            <a:graphic xmlns:a="http://schemas.openxmlformats.org/drawingml/2006/main">
-              <a:graphicData uri="http://schemas.openxmlformats.org/drawingml/2006/picture">
-                <pic:pic xmlns:pic="http://schemas.openxmlformats.org/drawingml/2006/picture">
-                  <pic:nvPicPr>
-                    <pic:cNvPr id="1002684440" name="Hình ảnh 1002684440"/>
-                    <pic:cNvPicPr/>
-                  </pic:nvPicPr>
-                  <pic:blipFill>
-                    <a:blip r:embed="rId5" cstate="print">
-                      <a:extLst>
-                        <a:ext uri="{28A0092B-C50C-407E-A947-70E740481C1C}">
-                          <a14:useLocalDpi xmlns:a14="http://schemas.microsoft.com/office/drawing/2010/main" val="0"/>
-                        </a:ext>
-                      </a:extLst>
-                    </a:blip>
-                    <a:stretch>
-                      <a:fillRect/>
-                    </a:stretch>
-                  </pic:blipFill>
-                  <pic:spPr>
-                    <a:xfrm>
-                      <a:off x="0" y="0"/>
-                      <a:ext cx="5173939" cy="3449101"/>
-                    </a:xfrm>
-                    <a:prstGeom prst="rect">
-                      <a:avLst/>
-                    </a:prstGeom>
-                  </pic:spPr>
-                </pic:pic>
-              </a:graphicData>
-            </a:graphic>
-          </wp:inline>
-        </w:drawing>
+        <w:t>Testing</w:t>
+      </w:r>
+      <w:proofErr w:type="spellEnd"/>
+    </w:p>
+    <w:p>
+      <w:r>
+        <w:t xml:space="preserve">  - MSW</w:t>
+      </w:r>
+    </w:p>
+    <w:p>
+      <w:r>
+        <w:t xml:space="preserve">  - </w:t>
+      </w:r>
+      <w:proofErr w:type="spellStart"/>
+      <w:r>
+        <w:t>TanStack</w:t>
+      </w:r>
+      <w:proofErr w:type="spellEnd"/>
+      <w:r>
+        <w:t xml:space="preserve"> </w:t>
+      </w:r>
+      <w:proofErr w:type="spellStart"/>
+      <w:r>
+        <w:t>Query</w:t>
+      </w:r>
+      <w:proofErr w:type="spellEnd"/>
+      <w:r>
+        <w:t xml:space="preserve"> </w:t>
+      </w:r>
+      <w:proofErr w:type="spellStart"/>
+      <w:r>
+        <w:t>testing</w:t>
+      </w:r>
+      <w:proofErr w:type="spellEnd"/>
+    </w:p>
+    <w:p>
+      <w:pPr>
+        <w:rPr>
+          <w:b/>
+          <w:bCs/>
+        </w:rPr>
+      </w:pPr>
+      <w:r>
+        <w:rPr>
+          <w:b/>
+          <w:bCs/>
+        </w:rPr>
+        <w:t xml:space="preserve">• </w:t>
+      </w:r>
+      <w:proofErr w:type="spellStart"/>
+      <w:r>
+        <w:rPr>
+          <w:b/>
+          <w:bCs/>
+        </w:rPr>
+        <w:t>Layer</w:t>
+      </w:r>
+      <w:proofErr w:type="spellEnd"/>
+      <w:r>
+        <w:rPr>
+          <w:b/>
+          <w:bCs/>
+        </w:rPr>
+        <w:t xml:space="preserve"> 3: </w:t>
+      </w:r>
+      <w:proofErr w:type="spellStart"/>
+      <w:r>
+        <w:rPr>
+          <w:b/>
+          <w:bCs/>
+        </w:rPr>
+        <w:t>End</w:t>
+      </w:r>
+      <w:proofErr w:type="spellEnd"/>
+      <w:r>
+        <w:rPr>
+          <w:b/>
+          <w:bCs/>
+        </w:rPr>
+        <w:t>-to-</w:t>
+      </w:r>
+      <w:proofErr w:type="spellStart"/>
+      <w:r>
+        <w:rPr>
+          <w:b/>
+          <w:bCs/>
+        </w:rPr>
+        <w:t>End</w:t>
+      </w:r>
+      <w:proofErr w:type="spellEnd"/>
+      <w:r>
+        <w:rPr>
+          <w:b/>
+          <w:bCs/>
+        </w:rPr>
+        <w:t xml:space="preserve"> UX </w:t>
+      </w:r>
+      <w:proofErr w:type="spellStart"/>
+      <w:r>
+        <w:rPr>
+          <w:b/>
+          <w:bCs/>
+        </w:rPr>
+        <w:t>Flow</w:t>
+      </w:r>
+      <w:proofErr w:type="spellEnd"/>
+      <w:r>
+        <w:rPr>
+          <w:b/>
+          <w:bCs/>
+        </w:rPr>
+        <w:t xml:space="preserve"> </w:t>
+      </w:r>
+      <w:proofErr w:type="spellStart"/>
+      <w:r>
+        <w:rPr>
+          <w:b/>
+          <w:bCs/>
+        </w:rPr>
+        <w:t>Testing</w:t>
+      </w:r>
+      <w:proofErr w:type="spellEnd"/>
+    </w:p>
+    <w:p>
+      <w:r>
+        <w:t xml:space="preserve">  - </w:t>
+      </w:r>
+      <w:proofErr w:type="spellStart"/>
+      <w:r>
+        <w:t>Maestro</w:t>
+      </w:r>
+      <w:proofErr w:type="spellEnd"/>
+    </w:p>
+    <w:p>
+      <w:r>
+        <w:t xml:space="preserve">  - </w:t>
+      </w:r>
+      <w:proofErr w:type="spellStart"/>
+      <w:r>
+        <w:t>Automated</w:t>
+      </w:r>
+      <w:proofErr w:type="spellEnd"/>
+      <w:r>
+        <w:t xml:space="preserve"> </w:t>
+      </w:r>
+      <w:proofErr w:type="spellStart"/>
+      <w:r>
+        <w:t>screenshot</w:t>
+      </w:r>
+      <w:proofErr w:type="spellEnd"/>
+      <w:r>
+        <w:t xml:space="preserve"> </w:t>
+      </w:r>
+      <w:proofErr w:type="spellStart"/>
+      <w:r>
+        <w:t>capture</w:t>
+      </w:r>
+      <w:proofErr w:type="spellEnd"/>
+    </w:p>
+    <w:p>
+      <w:pPr>
+        <w:rPr>
+          <w:b/>
+          <w:bCs/>
+        </w:rPr>
+      </w:pPr>
+      <w:r>
+        <w:rPr>
+          <w:b/>
+          <w:bCs/>
+        </w:rPr>
+        <w:t xml:space="preserve"> </w:t>
       </w:r>
     </w:p>
     <w:sectPr>
@@ -2147,6 +2824,119 @@
     </w:lvl>
   </w:abstractNum>
   <w:abstractNum w:abstractNumId="2" w15:restartNumberingAfterBreak="0">
+    <w:nsid w:val="1BCC215C"/>
+    <w:multiLevelType w:val="hybridMultilevel"/>
+    <w:tmpl w:val="E9F4E518"/>
+    <w:lvl w:ilvl="0" w:tplc="042A0001">
+      <w:start w:val="1"/>
+      <w:numFmt w:val="bullet"/>
+      <w:lvlText w:val=""/>
+      <w:lvlJc w:val="left"/>
+      <w:pPr>
+        <w:ind w:left="720" w:hanging="360"/>
+      </w:pPr>
+      <w:rPr>
+        <w:rFonts w:ascii="Symbol" w:hAnsi="Symbol" w:hint="default"/>
+      </w:rPr>
+    </w:lvl>
+    <w:lvl w:ilvl="1" w:tplc="042A0003" w:tentative="1">
+      <w:start w:val="1"/>
+      <w:numFmt w:val="bullet"/>
+      <w:lvlText w:val="o"/>
+      <w:lvlJc w:val="left"/>
+      <w:pPr>
+        <w:ind w:left="1440" w:hanging="360"/>
+      </w:pPr>
+      <w:rPr>
+        <w:rFonts w:ascii="Courier New" w:hAnsi="Courier New" w:cs="Courier New" w:hint="default"/>
+      </w:rPr>
+    </w:lvl>
+    <w:lvl w:ilvl="2" w:tplc="042A0005" w:tentative="1">
+      <w:start w:val="1"/>
+      <w:numFmt w:val="bullet"/>
+      <w:lvlText w:val=""/>
+      <w:lvlJc w:val="left"/>
+      <w:pPr>
+        <w:ind w:left="2160" w:hanging="360"/>
+      </w:pPr>
+      <w:rPr>
+        <w:rFonts w:ascii="Wingdings" w:hAnsi="Wingdings" w:hint="default"/>
+      </w:rPr>
+    </w:lvl>
+    <w:lvl w:ilvl="3" w:tplc="042A0001" w:tentative="1">
+      <w:start w:val="1"/>
+      <w:numFmt w:val="bullet"/>
+      <w:lvlText w:val=""/>
+      <w:lvlJc w:val="left"/>
+      <w:pPr>
+        <w:ind w:left="2880" w:hanging="360"/>
+      </w:pPr>
+      <w:rPr>
+        <w:rFonts w:ascii="Symbol" w:hAnsi="Symbol" w:hint="default"/>
+      </w:rPr>
+    </w:lvl>
+    <w:lvl w:ilvl="4" w:tplc="042A0003" w:tentative="1">
+      <w:start w:val="1"/>
+      <w:numFmt w:val="bullet"/>
+      <w:lvlText w:val="o"/>
+      <w:lvlJc w:val="left"/>
+      <w:pPr>
+        <w:ind w:left="3600" w:hanging="360"/>
+      </w:pPr>
+      <w:rPr>
+        <w:rFonts w:ascii="Courier New" w:hAnsi="Courier New" w:cs="Courier New" w:hint="default"/>
+      </w:rPr>
+    </w:lvl>
+    <w:lvl w:ilvl="5" w:tplc="042A0005" w:tentative="1">
+      <w:start w:val="1"/>
+      <w:numFmt w:val="bullet"/>
+      <w:lvlText w:val=""/>
+      <w:lvlJc w:val="left"/>
+      <w:pPr>
+        <w:ind w:left="4320" w:hanging="360"/>
+      </w:pPr>
+      <w:rPr>
+        <w:rFonts w:ascii="Wingdings" w:hAnsi="Wingdings" w:hint="default"/>
+      </w:rPr>
+    </w:lvl>
+    <w:lvl w:ilvl="6" w:tplc="042A0001" w:tentative="1">
+      <w:start w:val="1"/>
+      <w:numFmt w:val="bullet"/>
+      <w:lvlText w:val=""/>
+      <w:lvlJc w:val="left"/>
+      <w:pPr>
+        <w:ind w:left="5040" w:hanging="360"/>
+      </w:pPr>
+      <w:rPr>
+        <w:rFonts w:ascii="Symbol" w:hAnsi="Symbol" w:hint="default"/>
+      </w:rPr>
+    </w:lvl>
+    <w:lvl w:ilvl="7" w:tplc="042A0003" w:tentative="1">
+      <w:start w:val="1"/>
+      <w:numFmt w:val="bullet"/>
+      <w:lvlText w:val="o"/>
+      <w:lvlJc w:val="left"/>
+      <w:pPr>
+        <w:ind w:left="5760" w:hanging="360"/>
+      </w:pPr>
+      <w:rPr>
+        <w:rFonts w:ascii="Courier New" w:hAnsi="Courier New" w:cs="Courier New" w:hint="default"/>
+      </w:rPr>
+    </w:lvl>
+    <w:lvl w:ilvl="8" w:tplc="042A0005" w:tentative="1">
+      <w:start w:val="1"/>
+      <w:numFmt w:val="bullet"/>
+      <w:lvlText w:val=""/>
+      <w:lvlJc w:val="left"/>
+      <w:pPr>
+        <w:ind w:left="6480" w:hanging="360"/>
+      </w:pPr>
+      <w:rPr>
+        <w:rFonts w:ascii="Wingdings" w:hAnsi="Wingdings" w:hint="default"/>
+      </w:rPr>
+    </w:lvl>
+  </w:abstractNum>
+  <w:abstractNum w:abstractNumId="3" w15:restartNumberingAfterBreak="0">
     <w:nsid w:val="20B46250"/>
     <w:multiLevelType w:val="multilevel"/>
     <w:tmpl w:val="E9B2F10A"/>
@@ -2295,7 +3085,7 @@
       </w:rPr>
     </w:lvl>
   </w:abstractNum>
-  <w:abstractNum w:abstractNumId="3" w15:restartNumberingAfterBreak="0">
+  <w:abstractNum w:abstractNumId="4" w15:restartNumberingAfterBreak="0">
     <w:nsid w:val="21847685"/>
     <w:multiLevelType w:val="multilevel"/>
     <w:tmpl w:val="4CC82BD4"/>
@@ -2444,7 +3234,7 @@
       </w:rPr>
     </w:lvl>
   </w:abstractNum>
-  <w:abstractNum w:abstractNumId="4" w15:restartNumberingAfterBreak="0">
+  <w:abstractNum w:abstractNumId="5" w15:restartNumberingAfterBreak="0">
     <w:nsid w:val="2429604F"/>
     <w:multiLevelType w:val="multilevel"/>
     <w:tmpl w:val="16EA7464"/>
@@ -2593,7 +3383,7 @@
       </w:rPr>
     </w:lvl>
   </w:abstractNum>
-  <w:abstractNum w:abstractNumId="5" w15:restartNumberingAfterBreak="0">
+  <w:abstractNum w:abstractNumId="6" w15:restartNumberingAfterBreak="0">
     <w:nsid w:val="26DA4597"/>
     <w:multiLevelType w:val="multilevel"/>
     <w:tmpl w:val="FB8E3DC6"/>
@@ -2742,7 +3532,7 @@
       </w:rPr>
     </w:lvl>
   </w:abstractNum>
-  <w:abstractNum w:abstractNumId="6" w15:restartNumberingAfterBreak="0">
+  <w:abstractNum w:abstractNumId="7" w15:restartNumberingAfterBreak="0">
     <w:nsid w:val="2F494CF7"/>
     <w:multiLevelType w:val="multilevel"/>
     <w:tmpl w:val="D0D8ADBC"/>
@@ -2891,7 +3681,7 @@
       </w:rPr>
     </w:lvl>
   </w:abstractNum>
-  <w:abstractNum w:abstractNumId="7" w15:restartNumberingAfterBreak="0">
+  <w:abstractNum w:abstractNumId="8" w15:restartNumberingAfterBreak="0">
     <w:nsid w:val="317A63FB"/>
     <w:multiLevelType w:val="multilevel"/>
     <w:tmpl w:val="CCD0C320"/>
@@ -3040,7 +3830,7 @@
       </w:rPr>
     </w:lvl>
   </w:abstractNum>
-  <w:abstractNum w:abstractNumId="8" w15:restartNumberingAfterBreak="0">
+  <w:abstractNum w:abstractNumId="9" w15:restartNumberingAfterBreak="0">
     <w:nsid w:val="33516AEB"/>
     <w:multiLevelType w:val="multilevel"/>
     <w:tmpl w:val="FB2084DC"/>
@@ -3189,7 +3979,7 @@
       </w:rPr>
     </w:lvl>
   </w:abstractNum>
-  <w:abstractNum w:abstractNumId="9" w15:restartNumberingAfterBreak="0">
+  <w:abstractNum w:abstractNumId="10" w15:restartNumberingAfterBreak="0">
     <w:nsid w:val="37562B2C"/>
     <w:multiLevelType w:val="multilevel"/>
     <w:tmpl w:val="0A54B7BE"/>
@@ -3338,7 +4128,120 @@
       </w:rPr>
     </w:lvl>
   </w:abstractNum>
-  <w:abstractNum w:abstractNumId="10" w15:restartNumberingAfterBreak="0">
+  <w:abstractNum w:abstractNumId="11" w15:restartNumberingAfterBreak="0">
+    <w:nsid w:val="37992FB0"/>
+    <w:multiLevelType w:val="hybridMultilevel"/>
+    <w:tmpl w:val="667CF8B6"/>
+    <w:lvl w:ilvl="0" w:tplc="042A0001">
+      <w:start w:val="1"/>
+      <w:numFmt w:val="bullet"/>
+      <w:lvlText w:val=""/>
+      <w:lvlJc w:val="left"/>
+      <w:pPr>
+        <w:ind w:left="720" w:hanging="360"/>
+      </w:pPr>
+      <w:rPr>
+        <w:rFonts w:ascii="Symbol" w:hAnsi="Symbol" w:hint="default"/>
+      </w:rPr>
+    </w:lvl>
+    <w:lvl w:ilvl="1" w:tplc="042A0003" w:tentative="1">
+      <w:start w:val="1"/>
+      <w:numFmt w:val="bullet"/>
+      <w:lvlText w:val="o"/>
+      <w:lvlJc w:val="left"/>
+      <w:pPr>
+        <w:ind w:left="1440" w:hanging="360"/>
+      </w:pPr>
+      <w:rPr>
+        <w:rFonts w:ascii="Courier New" w:hAnsi="Courier New" w:cs="Courier New" w:hint="default"/>
+      </w:rPr>
+    </w:lvl>
+    <w:lvl w:ilvl="2" w:tplc="042A0005" w:tentative="1">
+      <w:start w:val="1"/>
+      <w:numFmt w:val="bullet"/>
+      <w:lvlText w:val=""/>
+      <w:lvlJc w:val="left"/>
+      <w:pPr>
+        <w:ind w:left="2160" w:hanging="360"/>
+      </w:pPr>
+      <w:rPr>
+        <w:rFonts w:ascii="Wingdings" w:hAnsi="Wingdings" w:hint="default"/>
+      </w:rPr>
+    </w:lvl>
+    <w:lvl w:ilvl="3" w:tplc="042A0001" w:tentative="1">
+      <w:start w:val="1"/>
+      <w:numFmt w:val="bullet"/>
+      <w:lvlText w:val=""/>
+      <w:lvlJc w:val="left"/>
+      <w:pPr>
+        <w:ind w:left="2880" w:hanging="360"/>
+      </w:pPr>
+      <w:rPr>
+        <w:rFonts w:ascii="Symbol" w:hAnsi="Symbol" w:hint="default"/>
+      </w:rPr>
+    </w:lvl>
+    <w:lvl w:ilvl="4" w:tplc="042A0003" w:tentative="1">
+      <w:start w:val="1"/>
+      <w:numFmt w:val="bullet"/>
+      <w:lvlText w:val="o"/>
+      <w:lvlJc w:val="left"/>
+      <w:pPr>
+        <w:ind w:left="3600" w:hanging="360"/>
+      </w:pPr>
+      <w:rPr>
+        <w:rFonts w:ascii="Courier New" w:hAnsi="Courier New" w:cs="Courier New" w:hint="default"/>
+      </w:rPr>
+    </w:lvl>
+    <w:lvl w:ilvl="5" w:tplc="042A0005" w:tentative="1">
+      <w:start w:val="1"/>
+      <w:numFmt w:val="bullet"/>
+      <w:lvlText w:val=""/>
+      <w:lvlJc w:val="left"/>
+      <w:pPr>
+        <w:ind w:left="4320" w:hanging="360"/>
+      </w:pPr>
+      <w:rPr>
+        <w:rFonts w:ascii="Wingdings" w:hAnsi="Wingdings" w:hint="default"/>
+      </w:rPr>
+    </w:lvl>
+    <w:lvl w:ilvl="6" w:tplc="042A0001" w:tentative="1">
+      <w:start w:val="1"/>
+      <w:numFmt w:val="bullet"/>
+      <w:lvlText w:val=""/>
+      <w:lvlJc w:val="left"/>
+      <w:pPr>
+        <w:ind w:left="5040" w:hanging="360"/>
+      </w:pPr>
+      <w:rPr>
+        <w:rFonts w:ascii="Symbol" w:hAnsi="Symbol" w:hint="default"/>
+      </w:rPr>
+    </w:lvl>
+    <w:lvl w:ilvl="7" w:tplc="042A0003" w:tentative="1">
+      <w:start w:val="1"/>
+      <w:numFmt w:val="bullet"/>
+      <w:lvlText w:val="o"/>
+      <w:lvlJc w:val="left"/>
+      <w:pPr>
+        <w:ind w:left="5760" w:hanging="360"/>
+      </w:pPr>
+      <w:rPr>
+        <w:rFonts w:ascii="Courier New" w:hAnsi="Courier New" w:cs="Courier New" w:hint="default"/>
+      </w:rPr>
+    </w:lvl>
+    <w:lvl w:ilvl="8" w:tplc="042A0005" w:tentative="1">
+      <w:start w:val="1"/>
+      <w:numFmt w:val="bullet"/>
+      <w:lvlText w:val=""/>
+      <w:lvlJc w:val="left"/>
+      <w:pPr>
+        <w:ind w:left="6480" w:hanging="360"/>
+      </w:pPr>
+      <w:rPr>
+        <w:rFonts w:ascii="Wingdings" w:hAnsi="Wingdings" w:hint="default"/>
+      </w:rPr>
+    </w:lvl>
+  </w:abstractNum>
+  <w:abstractNum w:abstractNumId="12" w15:restartNumberingAfterBreak="0">
     <w:nsid w:val="439F746F"/>
     <w:multiLevelType w:val="multilevel"/>
     <w:tmpl w:val="0E5EA7E0"/>
@@ -3487,7 +4390,7 @@
       </w:rPr>
     </w:lvl>
   </w:abstractNum>
-  <w:abstractNum w:abstractNumId="11" w15:restartNumberingAfterBreak="0">
+  <w:abstractNum w:abstractNumId="13" w15:restartNumberingAfterBreak="0">
     <w:nsid w:val="500A5710"/>
     <w:multiLevelType w:val="multilevel"/>
     <w:tmpl w:val="9CDE77AA"/>
@@ -3636,7 +4539,7 @@
       </w:rPr>
     </w:lvl>
   </w:abstractNum>
-  <w:abstractNum w:abstractNumId="12" w15:restartNumberingAfterBreak="0">
+  <w:abstractNum w:abstractNumId="14" w15:restartNumberingAfterBreak="0">
     <w:nsid w:val="505473A9"/>
     <w:multiLevelType w:val="multilevel"/>
     <w:tmpl w:val="CD8288B8"/>
@@ -3785,7 +4688,7 @@
       </w:rPr>
     </w:lvl>
   </w:abstractNum>
-  <w:abstractNum w:abstractNumId="13" w15:restartNumberingAfterBreak="0">
+  <w:abstractNum w:abstractNumId="15" w15:restartNumberingAfterBreak="0">
     <w:nsid w:val="545E59D4"/>
     <w:multiLevelType w:val="multilevel"/>
     <w:tmpl w:val="AF62ED74"/>
@@ -3934,7 +4837,7 @@
       </w:rPr>
     </w:lvl>
   </w:abstractNum>
-  <w:abstractNum w:abstractNumId="14" w15:restartNumberingAfterBreak="0">
+  <w:abstractNum w:abstractNumId="16" w15:restartNumberingAfterBreak="0">
     <w:nsid w:val="576A429D"/>
     <w:multiLevelType w:val="multilevel"/>
     <w:tmpl w:val="A9B06DA0"/>
@@ -4083,7 +4986,7 @@
       </w:rPr>
     </w:lvl>
   </w:abstractNum>
-  <w:abstractNum w:abstractNumId="15" w15:restartNumberingAfterBreak="0">
+  <w:abstractNum w:abstractNumId="17" w15:restartNumberingAfterBreak="0">
     <w:nsid w:val="5CFD14BA"/>
     <w:multiLevelType w:val="multilevel"/>
     <w:tmpl w:val="9CCE1C34"/>
@@ -4232,7 +5135,7 @@
       </w:rPr>
     </w:lvl>
   </w:abstractNum>
-  <w:abstractNum w:abstractNumId="16" w15:restartNumberingAfterBreak="0">
+  <w:abstractNum w:abstractNumId="18" w15:restartNumberingAfterBreak="0">
     <w:nsid w:val="60B377BB"/>
     <w:multiLevelType w:val="multilevel"/>
     <w:tmpl w:val="2FA40D38"/>
@@ -4381,7 +5284,7 @@
       </w:rPr>
     </w:lvl>
   </w:abstractNum>
-  <w:abstractNum w:abstractNumId="17" w15:restartNumberingAfterBreak="0">
+  <w:abstractNum w:abstractNumId="19" w15:restartNumberingAfterBreak="0">
     <w:nsid w:val="627F703F"/>
     <w:multiLevelType w:val="hybridMultilevel"/>
     <w:tmpl w:val="D2B852F6"/>
@@ -4494,7 +5397,7 @@
       </w:rPr>
     </w:lvl>
   </w:abstractNum>
-  <w:abstractNum w:abstractNumId="18" w15:restartNumberingAfterBreak="0">
+  <w:abstractNum w:abstractNumId="20" w15:restartNumberingAfterBreak="0">
     <w:nsid w:val="665F20EF"/>
     <w:multiLevelType w:val="multilevel"/>
     <w:tmpl w:val="4C1C66A2"/>
@@ -4643,7 +5546,120 @@
       </w:rPr>
     </w:lvl>
   </w:abstractNum>
-  <w:abstractNum w:abstractNumId="19" w15:restartNumberingAfterBreak="0">
+  <w:abstractNum w:abstractNumId="21" w15:restartNumberingAfterBreak="0">
+    <w:nsid w:val="68A66D17"/>
+    <w:multiLevelType w:val="hybridMultilevel"/>
+    <w:tmpl w:val="98126E30"/>
+    <w:lvl w:ilvl="0" w:tplc="042A0001">
+      <w:start w:val="1"/>
+      <w:numFmt w:val="bullet"/>
+      <w:lvlText w:val=""/>
+      <w:lvlJc w:val="left"/>
+      <w:pPr>
+        <w:ind w:left="720" w:hanging="360"/>
+      </w:pPr>
+      <w:rPr>
+        <w:rFonts w:ascii="Symbol" w:hAnsi="Symbol" w:hint="default"/>
+      </w:rPr>
+    </w:lvl>
+    <w:lvl w:ilvl="1" w:tplc="042A0003" w:tentative="1">
+      <w:start w:val="1"/>
+      <w:numFmt w:val="bullet"/>
+      <w:lvlText w:val="o"/>
+      <w:lvlJc w:val="left"/>
+      <w:pPr>
+        <w:ind w:left="1440" w:hanging="360"/>
+      </w:pPr>
+      <w:rPr>
+        <w:rFonts w:ascii="Courier New" w:hAnsi="Courier New" w:cs="Courier New" w:hint="default"/>
+      </w:rPr>
+    </w:lvl>
+    <w:lvl w:ilvl="2" w:tplc="042A0005" w:tentative="1">
+      <w:start w:val="1"/>
+      <w:numFmt w:val="bullet"/>
+      <w:lvlText w:val=""/>
+      <w:lvlJc w:val="left"/>
+      <w:pPr>
+        <w:ind w:left="2160" w:hanging="360"/>
+      </w:pPr>
+      <w:rPr>
+        <w:rFonts w:ascii="Wingdings" w:hAnsi="Wingdings" w:hint="default"/>
+      </w:rPr>
+    </w:lvl>
+    <w:lvl w:ilvl="3" w:tplc="042A0001" w:tentative="1">
+      <w:start w:val="1"/>
+      <w:numFmt w:val="bullet"/>
+      <w:lvlText w:val=""/>
+      <w:lvlJc w:val="left"/>
+      <w:pPr>
+        <w:ind w:left="2880" w:hanging="360"/>
+      </w:pPr>
+      <w:rPr>
+        <w:rFonts w:ascii="Symbol" w:hAnsi="Symbol" w:hint="default"/>
+      </w:rPr>
+    </w:lvl>
+    <w:lvl w:ilvl="4" w:tplc="042A0003" w:tentative="1">
+      <w:start w:val="1"/>
+      <w:numFmt w:val="bullet"/>
+      <w:lvlText w:val="o"/>
+      <w:lvlJc w:val="left"/>
+      <w:pPr>
+        <w:ind w:left="3600" w:hanging="360"/>
+      </w:pPr>
+      <w:rPr>
+        <w:rFonts w:ascii="Courier New" w:hAnsi="Courier New" w:cs="Courier New" w:hint="default"/>
+      </w:rPr>
+    </w:lvl>
+    <w:lvl w:ilvl="5" w:tplc="042A0005" w:tentative="1">
+      <w:start w:val="1"/>
+      <w:numFmt w:val="bullet"/>
+      <w:lvlText w:val=""/>
+      <w:lvlJc w:val="left"/>
+      <w:pPr>
+        <w:ind w:left="4320" w:hanging="360"/>
+      </w:pPr>
+      <w:rPr>
+        <w:rFonts w:ascii="Wingdings" w:hAnsi="Wingdings" w:hint="default"/>
+      </w:rPr>
+    </w:lvl>
+    <w:lvl w:ilvl="6" w:tplc="042A0001" w:tentative="1">
+      <w:start w:val="1"/>
+      <w:numFmt w:val="bullet"/>
+      <w:lvlText w:val=""/>
+      <w:lvlJc w:val="left"/>
+      <w:pPr>
+        <w:ind w:left="5040" w:hanging="360"/>
+      </w:pPr>
+      <w:rPr>
+        <w:rFonts w:ascii="Symbol" w:hAnsi="Symbol" w:hint="default"/>
+      </w:rPr>
+    </w:lvl>
+    <w:lvl w:ilvl="7" w:tplc="042A0003" w:tentative="1">
+      <w:start w:val="1"/>
+      <w:numFmt w:val="bullet"/>
+      <w:lvlText w:val="o"/>
+      <w:lvlJc w:val="left"/>
+      <w:pPr>
+        <w:ind w:left="5760" w:hanging="360"/>
+      </w:pPr>
+      <w:rPr>
+        <w:rFonts w:ascii="Courier New" w:hAnsi="Courier New" w:cs="Courier New" w:hint="default"/>
+      </w:rPr>
+    </w:lvl>
+    <w:lvl w:ilvl="8" w:tplc="042A0005" w:tentative="1">
+      <w:start w:val="1"/>
+      <w:numFmt w:val="bullet"/>
+      <w:lvlText w:val=""/>
+      <w:lvlJc w:val="left"/>
+      <w:pPr>
+        <w:ind w:left="6480" w:hanging="360"/>
+      </w:pPr>
+      <w:rPr>
+        <w:rFonts w:ascii="Wingdings" w:hAnsi="Wingdings" w:hint="default"/>
+      </w:rPr>
+    </w:lvl>
+  </w:abstractNum>
+  <w:abstractNum w:abstractNumId="22" w15:restartNumberingAfterBreak="0">
     <w:nsid w:val="6A5801B1"/>
     <w:multiLevelType w:val="multilevel"/>
     <w:tmpl w:val="254A016A"/>
@@ -4792,7 +5808,7 @@
       </w:rPr>
     </w:lvl>
   </w:abstractNum>
-  <w:abstractNum w:abstractNumId="20" w15:restartNumberingAfterBreak="0">
+  <w:abstractNum w:abstractNumId="23" w15:restartNumberingAfterBreak="0">
     <w:nsid w:val="70123AA1"/>
     <w:multiLevelType w:val="multilevel"/>
     <w:tmpl w:val="E9180036"/>
@@ -4941,7 +5957,7 @@
       </w:rPr>
     </w:lvl>
   </w:abstractNum>
-  <w:abstractNum w:abstractNumId="21" w15:restartNumberingAfterBreak="0">
+  <w:abstractNum w:abstractNumId="24" w15:restartNumberingAfterBreak="0">
     <w:nsid w:val="718C5B66"/>
     <w:multiLevelType w:val="multilevel"/>
     <w:tmpl w:val="669839E0"/>
@@ -5090,7 +6106,7 @@
       </w:rPr>
     </w:lvl>
   </w:abstractNum>
-  <w:abstractNum w:abstractNumId="22" w15:restartNumberingAfterBreak="0">
+  <w:abstractNum w:abstractNumId="25" w15:restartNumberingAfterBreak="0">
     <w:nsid w:val="73AD77AB"/>
     <w:multiLevelType w:val="multilevel"/>
     <w:tmpl w:val="3A262BC0"/>
@@ -5239,7 +6255,7 @@
       </w:rPr>
     </w:lvl>
   </w:abstractNum>
-  <w:abstractNum w:abstractNumId="23" w15:restartNumberingAfterBreak="0">
+  <w:abstractNum w:abstractNumId="26" w15:restartNumberingAfterBreak="0">
     <w:nsid w:val="74BE6A20"/>
     <w:multiLevelType w:val="multilevel"/>
     <w:tmpl w:val="161EF722"/>
@@ -5388,7 +6404,7 @@
       </w:rPr>
     </w:lvl>
   </w:abstractNum>
-  <w:abstractNum w:abstractNumId="24" w15:restartNumberingAfterBreak="0">
+  <w:abstractNum w:abstractNumId="27" w15:restartNumberingAfterBreak="0">
     <w:nsid w:val="74C16461"/>
     <w:multiLevelType w:val="multilevel"/>
     <w:tmpl w:val="74845AF4"/>
@@ -5537,7 +6553,7 @@
       </w:rPr>
     </w:lvl>
   </w:abstractNum>
-  <w:abstractNum w:abstractNumId="25" w15:restartNumberingAfterBreak="0">
+  <w:abstractNum w:abstractNumId="28" w15:restartNumberingAfterBreak="0">
     <w:nsid w:val="7D0334B8"/>
     <w:multiLevelType w:val="hybridMultilevel"/>
     <w:tmpl w:val="5CEC3D70"/>
@@ -5623,7 +6639,7 @@
       </w:pPr>
     </w:lvl>
   </w:abstractNum>
-  <w:abstractNum w:abstractNumId="26" w15:restartNumberingAfterBreak="0">
+  <w:abstractNum w:abstractNumId="29" w15:restartNumberingAfterBreak="0">
     <w:nsid w:val="7EAF45C3"/>
     <w:multiLevelType w:val="multilevel"/>
     <w:tmpl w:val="10468C0C"/>
@@ -5773,85 +6789,94 @@
     </w:lvl>
   </w:abstractNum>
   <w:num w:numId="1" w16cid:durableId="79789712">
-    <w:abstractNumId w:val="25"/>
+    <w:abstractNumId w:val="28"/>
   </w:num>
   <w:num w:numId="2" w16cid:durableId="912082046">
+    <w:abstractNumId w:val="19"/>
+  </w:num>
+  <w:num w:numId="3" w16cid:durableId="1595937348">
+    <w:abstractNumId w:val="4"/>
+  </w:num>
+  <w:num w:numId="4" w16cid:durableId="1586840395">
+    <w:abstractNumId w:val="20"/>
+  </w:num>
+  <w:num w:numId="5" w16cid:durableId="804542271">
     <w:abstractNumId w:val="17"/>
   </w:num>
-  <w:num w:numId="3" w16cid:durableId="1595937348">
-    <w:abstractNumId w:val="3"/>
-  </w:num>
-  <w:num w:numId="4" w16cid:durableId="1586840395">
-    <w:abstractNumId w:val="18"/>
-  </w:num>
-  <w:num w:numId="5" w16cid:durableId="804542271">
-    <w:abstractNumId w:val="15"/>
-  </w:num>
   <w:num w:numId="6" w16cid:durableId="744374443">
-    <w:abstractNumId w:val="11"/>
+    <w:abstractNumId w:val="13"/>
   </w:num>
   <w:num w:numId="7" w16cid:durableId="1033920320">
-    <w:abstractNumId w:val="8"/>
+    <w:abstractNumId w:val="9"/>
   </w:num>
   <w:num w:numId="8" w16cid:durableId="758411638">
-    <w:abstractNumId w:val="20"/>
+    <w:abstractNumId w:val="23"/>
   </w:num>
   <w:num w:numId="9" w16cid:durableId="1622690309">
     <w:abstractNumId w:val="1"/>
   </w:num>
   <w:num w:numId="10" w16cid:durableId="1227230453">
-    <w:abstractNumId w:val="21"/>
+    <w:abstractNumId w:val="24"/>
   </w:num>
   <w:num w:numId="11" w16cid:durableId="2139297740">
-    <w:abstractNumId w:val="13"/>
+    <w:abstractNumId w:val="15"/>
   </w:num>
   <w:num w:numId="12" w16cid:durableId="212696862">
-    <w:abstractNumId w:val="7"/>
+    <w:abstractNumId w:val="8"/>
   </w:num>
   <w:num w:numId="13" w16cid:durableId="1639607469">
-    <w:abstractNumId w:val="24"/>
+    <w:abstractNumId w:val="27"/>
   </w:num>
   <w:num w:numId="14" w16cid:durableId="693924165">
-    <w:abstractNumId w:val="26"/>
+    <w:abstractNumId w:val="29"/>
   </w:num>
   <w:num w:numId="15" w16cid:durableId="1933855149">
-    <w:abstractNumId w:val="10"/>
+    <w:abstractNumId w:val="12"/>
   </w:num>
   <w:num w:numId="16" w16cid:durableId="1317302194">
-    <w:abstractNumId w:val="4"/>
+    <w:abstractNumId w:val="5"/>
   </w:num>
   <w:num w:numId="17" w16cid:durableId="1976376838">
-    <w:abstractNumId w:val="14"/>
+    <w:abstractNumId w:val="16"/>
   </w:num>
   <w:num w:numId="18" w16cid:durableId="876969053">
     <w:abstractNumId w:val="0"/>
   </w:num>
   <w:num w:numId="19" w16cid:durableId="974411644">
-    <w:abstractNumId w:val="12"/>
+    <w:abstractNumId w:val="14"/>
   </w:num>
   <w:num w:numId="20" w16cid:durableId="1816679917">
+    <w:abstractNumId w:val="25"/>
+  </w:num>
+  <w:num w:numId="21" w16cid:durableId="1140463491">
+    <w:abstractNumId w:val="7"/>
+  </w:num>
+  <w:num w:numId="22" w16cid:durableId="1583443700">
+    <w:abstractNumId w:val="3"/>
+  </w:num>
+  <w:num w:numId="23" w16cid:durableId="925382422">
+    <w:abstractNumId w:val="18"/>
+  </w:num>
+  <w:num w:numId="24" w16cid:durableId="960498814">
+    <w:abstractNumId w:val="26"/>
+  </w:num>
+  <w:num w:numId="25" w16cid:durableId="1421171325">
     <w:abstractNumId w:val="22"/>
   </w:num>
-  <w:num w:numId="21" w16cid:durableId="1140463491">
+  <w:num w:numId="26" w16cid:durableId="283464927">
     <w:abstractNumId w:val="6"/>
   </w:num>
-  <w:num w:numId="22" w16cid:durableId="1583443700">
+  <w:num w:numId="27" w16cid:durableId="1264000105">
+    <w:abstractNumId w:val="10"/>
+  </w:num>
+  <w:num w:numId="28" w16cid:durableId="1145705594">
+    <w:abstractNumId w:val="11"/>
+  </w:num>
+  <w:num w:numId="29" w16cid:durableId="497429807">
     <w:abstractNumId w:val="2"/>
   </w:num>
-  <w:num w:numId="23" w16cid:durableId="925382422">
-    <w:abstractNumId w:val="16"/>
-  </w:num>
-  <w:num w:numId="24" w16cid:durableId="960498814">
-    <w:abstractNumId w:val="23"/>
-  </w:num>
-  <w:num w:numId="25" w16cid:durableId="1421171325">
-    <w:abstractNumId w:val="19"/>
-  </w:num>
-  <w:num w:numId="26" w16cid:durableId="283464927">
-    <w:abstractNumId w:val="5"/>
-  </w:num>
-  <w:num w:numId="27" w16cid:durableId="1264000105">
-    <w:abstractNumId w:val="9"/>
+  <w:num w:numId="30" w16cid:durableId="1499348891">
+    <w:abstractNumId w:val="21"/>
   </w:num>
 </w:numbering>
 </file>
@@ -6299,7 +7324,7 @@
     <w:uiPriority w:val="9"/>
     <w:unhideWhenUsed/>
     <w:qFormat/>
-    <w:rsid w:val="00B732FC"/>
+    <w:rsid w:val="00610500"/>
     <w:pPr>
       <w:keepNext/>
       <w:keepLines/>
@@ -6530,12 +7555,14 @@
     <w:basedOn w:val="Phngmcinhcuaoanvn"/>
     <w:link w:val="u2"/>
     <w:uiPriority w:val="9"/>
-    <w:rsid w:val="00B732FC"/>
+    <w:rsid w:val="00610500"/>
     <w:rPr>
       <w:rFonts w:ascii="Times New Roman" w:eastAsiaTheme="majorEastAsia" w:hAnsi="Times New Roman" w:cstheme="majorBidi"/>
       <w:b/>
+      <w:kern w:val="0"/>
       <w:sz w:val="26"/>
       <w:szCs w:val="26"/>
+      <w14:ligatures w14:val="none"/>
     </w:rPr>
   </w:style>
   <w:style w:type="character" w:customStyle="1" w:styleId="u3Char">
